--- a/Dokumentacija/D02_Vizija_Sistema.docx
+++ b/Dokumentacija/D02_Vizija_Sistema.docx
@@ -795,7 +795,25 @@
                 <w:szCs w:val="24"/>
                 <w:lang w:val="en-US"/>
               </w:rPr>
-              <w:t>Danica</w:t>
+              <w:t>Danica Stojković</w:t>
+            </w:r>
+            <w:r>
+              <w:rPr>
+                <w:rFonts w:hint="default" w:ascii="Arial" w:hAnsi="Arial" w:eastAsia="Calibri" w:cs="Arial"/>
+                <w:sz w:val="22"/>
+                <w:szCs w:val="24"/>
+                <w:lang w:val="en-US"/>
+              </w:rPr>
+              <w:br w:type="textWrapping"/>
+            </w:r>
+            <w:r>
+              <w:rPr>
+                <w:rFonts w:hint="default" w:ascii="Arial" w:hAnsi="Arial" w:eastAsia="Calibri" w:cs="Arial"/>
+                <w:sz w:val="22"/>
+                <w:szCs w:val="24"/>
+                <w:lang w:val="en-US"/>
+              </w:rPr>
+              <w:t>Emilija Milutinović</w:t>
             </w:r>
           </w:p>
         </w:tc>
@@ -1510,956 +1528,971 @@
           <w:lang w:val="en-US"/>
         </w:rPr>
       </w:pPr>
+    </w:p>
+    <w:p>
+      <w:pPr>
+        <w:wordWrap/>
+        <w:jc w:val="center"/>
+        <w:rPr>
+          <w:rFonts w:hint="default" w:ascii="Arial Black" w:hAnsi="Arial Black" w:cs="Arial Black"/>
+          <w:sz w:val="24"/>
+          <w:szCs w:val="24"/>
+          <w:lang w:val="en-US"/>
+        </w:rPr>
+      </w:pPr>
+    </w:p>
+    <w:p>
+      <w:pPr>
+        <w:numPr>
+          <w:ilvl w:val="0"/>
+          <w:numId w:val="1"/>
+        </w:numPr>
+        <w:wordWrap/>
+        <w:jc w:val="both"/>
+        <w:rPr>
+          <w:rFonts w:hint="default" w:ascii="Arial" w:hAnsi="Arial" w:cs="Arial"/>
+          <w:b w:val="0"/>
+          <w:bCs w:val="0"/>
+          <w:sz w:val="24"/>
+          <w:szCs w:val="24"/>
+          <w:lang w:val="en-US"/>
+        </w:rPr>
+      </w:pPr>
+      <w:r>
+        <w:rPr>
+          <w:rFonts w:hint="default" w:ascii="Arial" w:hAnsi="Arial" w:cs="Arial"/>
+          <w:b w:val="0"/>
+          <w:bCs w:val="0"/>
+          <w:sz w:val="24"/>
+          <w:szCs w:val="24"/>
+          <w:lang w:val="en-US"/>
+        </w:rPr>
+        <w:t>Cilj dokumenta…………………………………………………………………….5</w:t>
+      </w:r>
+    </w:p>
+    <w:p>
+      <w:pPr>
+        <w:numPr>
+          <w:ilvl w:val="0"/>
+          <w:numId w:val="0"/>
+        </w:numPr>
+        <w:wordWrap/>
+        <w:jc w:val="both"/>
+        <w:rPr>
+          <w:rFonts w:hint="default" w:ascii="Arial" w:hAnsi="Arial" w:cs="Arial"/>
+          <w:b w:val="0"/>
+          <w:bCs w:val="0"/>
+          <w:sz w:val="24"/>
+          <w:szCs w:val="24"/>
+          <w:lang w:val="en-US"/>
+        </w:rPr>
+      </w:pPr>
+    </w:p>
+    <w:p>
+      <w:pPr>
+        <w:numPr>
+          <w:ilvl w:val="0"/>
+          <w:numId w:val="1"/>
+        </w:numPr>
+        <w:wordWrap/>
+        <w:jc w:val="both"/>
+        <w:rPr>
+          <w:rFonts w:hint="default" w:ascii="Arial" w:hAnsi="Arial" w:cs="Arial"/>
+          <w:b w:val="0"/>
+          <w:bCs w:val="0"/>
+          <w:sz w:val="24"/>
+          <w:szCs w:val="24"/>
+          <w:lang w:val="en-US"/>
+        </w:rPr>
+      </w:pPr>
+      <w:r>
+        <w:rPr>
+          <w:rFonts w:hint="default" w:ascii="Arial" w:hAnsi="Arial" w:cs="Arial"/>
+          <w:b w:val="0"/>
+          <w:bCs w:val="0"/>
+          <w:sz w:val="24"/>
+          <w:szCs w:val="24"/>
+          <w:lang w:val="en-US"/>
+        </w:rPr>
+        <w:t>Opseg dokumenta………………………………………………………………..5</w:t>
+      </w:r>
+    </w:p>
+    <w:p>
+      <w:pPr>
+        <w:numPr>
+          <w:ilvl w:val="0"/>
+          <w:numId w:val="0"/>
+        </w:numPr>
+        <w:wordWrap/>
+        <w:jc w:val="both"/>
+        <w:rPr>
+          <w:rFonts w:hint="default" w:ascii="Arial" w:hAnsi="Arial" w:cs="Arial"/>
+          <w:b w:val="0"/>
+          <w:bCs w:val="0"/>
+          <w:sz w:val="24"/>
+          <w:szCs w:val="24"/>
+          <w:lang w:val="en-US"/>
+        </w:rPr>
+      </w:pPr>
+    </w:p>
+    <w:p>
+      <w:pPr>
+        <w:numPr>
+          <w:ilvl w:val="0"/>
+          <w:numId w:val="1"/>
+        </w:numPr>
+        <w:wordWrap/>
+        <w:jc w:val="both"/>
+        <w:rPr>
+          <w:rFonts w:hint="default" w:ascii="Arial" w:hAnsi="Arial" w:cs="Arial"/>
+          <w:b w:val="0"/>
+          <w:bCs w:val="0"/>
+          <w:sz w:val="24"/>
+          <w:szCs w:val="24"/>
+          <w:lang w:val="en-US"/>
+        </w:rPr>
+      </w:pPr>
+      <w:r>
+        <w:rPr>
+          <w:rFonts w:hint="default" w:ascii="Arial" w:hAnsi="Arial" w:cs="Arial"/>
+          <w:b w:val="0"/>
+          <w:bCs w:val="0"/>
+          <w:sz w:val="24"/>
+          <w:szCs w:val="24"/>
+          <w:lang w:val="en-US"/>
+        </w:rPr>
+        <w:t>Reference……………………………………………………………………….…5</w:t>
+      </w:r>
+    </w:p>
+    <w:p>
+      <w:pPr>
+        <w:numPr>
+          <w:ilvl w:val="0"/>
+          <w:numId w:val="0"/>
+        </w:numPr>
+        <w:wordWrap/>
+        <w:jc w:val="both"/>
+        <w:rPr>
+          <w:rFonts w:hint="default" w:ascii="Arial" w:hAnsi="Arial" w:cs="Arial"/>
+          <w:b w:val="0"/>
+          <w:bCs w:val="0"/>
+          <w:sz w:val="24"/>
+          <w:szCs w:val="24"/>
+          <w:lang w:val="en-US"/>
+        </w:rPr>
+      </w:pPr>
+    </w:p>
+    <w:p>
+      <w:pPr>
+        <w:numPr>
+          <w:ilvl w:val="0"/>
+          <w:numId w:val="1"/>
+        </w:numPr>
+        <w:wordWrap/>
+        <w:jc w:val="both"/>
+        <w:rPr>
+          <w:rFonts w:hint="default" w:ascii="Arial" w:hAnsi="Arial" w:cs="Arial"/>
+          <w:b w:val="0"/>
+          <w:bCs w:val="0"/>
+          <w:sz w:val="24"/>
+          <w:szCs w:val="24"/>
+          <w:lang w:val="en-US"/>
+        </w:rPr>
+      </w:pPr>
+      <w:r>
+        <w:rPr>
+          <w:rFonts w:hint="default" w:ascii="Arial" w:hAnsi="Arial" w:cs="Arial"/>
+          <w:b w:val="0"/>
+          <w:bCs w:val="0"/>
+          <w:sz w:val="24"/>
+          <w:szCs w:val="24"/>
+          <w:lang w:val="en-US"/>
+        </w:rPr>
+        <w:t>Pozicioniranje proizvoda………………………………………………………...5</w:t>
+      </w:r>
+    </w:p>
+    <w:p>
+      <w:pPr>
+        <w:numPr>
+          <w:ilvl w:val="1"/>
+          <w:numId w:val="1"/>
+        </w:numPr>
+        <w:wordWrap/>
+        <w:ind w:left="720" w:leftChars="0" w:firstLine="0" w:firstLineChars="0"/>
+        <w:jc w:val="both"/>
+        <w:rPr>
+          <w:rFonts w:hint="default" w:ascii="Arial" w:hAnsi="Arial" w:cs="Arial"/>
+          <w:b w:val="0"/>
+          <w:bCs w:val="0"/>
+          <w:sz w:val="24"/>
+          <w:szCs w:val="24"/>
+          <w:lang w:val="en-US"/>
+        </w:rPr>
+      </w:pPr>
+      <w:r>
+        <w:rPr>
+          <w:rFonts w:hint="default" w:ascii="Arial" w:hAnsi="Arial" w:cs="Arial"/>
+          <w:b w:val="0"/>
+          <w:bCs w:val="0"/>
+          <w:sz w:val="24"/>
+          <w:szCs w:val="24"/>
+          <w:lang w:val="en-US"/>
+        </w:rPr>
+        <w:t>Poslovne mogućnosti</w:t>
+      </w:r>
+    </w:p>
+    <w:p>
+      <w:pPr>
+        <w:numPr>
+          <w:ilvl w:val="1"/>
+          <w:numId w:val="1"/>
+        </w:numPr>
+        <w:wordWrap/>
+        <w:ind w:left="720" w:leftChars="0" w:firstLine="0" w:firstLineChars="0"/>
+        <w:jc w:val="both"/>
+        <w:rPr>
+          <w:rFonts w:hint="default" w:ascii="Arial" w:hAnsi="Arial" w:cs="Arial"/>
+          <w:b w:val="0"/>
+          <w:bCs w:val="0"/>
+          <w:sz w:val="24"/>
+          <w:szCs w:val="24"/>
+          <w:lang w:val="en-US"/>
+        </w:rPr>
+      </w:pPr>
+      <w:r>
+        <w:rPr>
+          <w:rFonts w:hint="default" w:ascii="Arial" w:hAnsi="Arial" w:cs="Arial"/>
+          <w:b w:val="0"/>
+          <w:bCs w:val="0"/>
+          <w:sz w:val="24"/>
+          <w:szCs w:val="24"/>
+          <w:lang w:val="en-US"/>
+        </w:rPr>
+        <w:t>Postavka problema</w:t>
+      </w:r>
+    </w:p>
+    <w:p>
+      <w:pPr>
+        <w:numPr>
+          <w:ilvl w:val="1"/>
+          <w:numId w:val="1"/>
+        </w:numPr>
+        <w:wordWrap/>
+        <w:ind w:left="720" w:leftChars="0" w:firstLine="0" w:firstLineChars="0"/>
+        <w:jc w:val="both"/>
+        <w:rPr>
+          <w:rFonts w:hint="default" w:ascii="Arial" w:hAnsi="Arial" w:cs="Arial"/>
+          <w:b w:val="0"/>
+          <w:bCs w:val="0"/>
+          <w:sz w:val="24"/>
+          <w:szCs w:val="24"/>
+          <w:lang w:val="en-US"/>
+        </w:rPr>
+      </w:pPr>
+      <w:r>
+        <w:rPr>
+          <w:rFonts w:hint="default" w:ascii="Arial" w:hAnsi="Arial" w:cs="Arial"/>
+          <w:b w:val="0"/>
+          <w:bCs w:val="0"/>
+          <w:sz w:val="24"/>
+          <w:szCs w:val="24"/>
+          <w:lang w:val="en-US"/>
+        </w:rPr>
+        <w:t>Postavka pozicije proizvoda</w:t>
+      </w:r>
+    </w:p>
+    <w:p>
+      <w:pPr>
+        <w:numPr>
+          <w:ilvl w:val="0"/>
+          <w:numId w:val="0"/>
+        </w:numPr>
+        <w:wordWrap/>
+        <w:ind w:left="720" w:leftChars="0"/>
+        <w:jc w:val="both"/>
+        <w:rPr>
+          <w:rFonts w:hint="default" w:ascii="Arial" w:hAnsi="Arial" w:cs="Arial"/>
+          <w:b w:val="0"/>
+          <w:bCs w:val="0"/>
+          <w:sz w:val="24"/>
+          <w:szCs w:val="24"/>
+          <w:lang w:val="en-US"/>
+        </w:rPr>
+      </w:pPr>
+    </w:p>
+    <w:p>
+      <w:pPr>
+        <w:numPr>
+          <w:ilvl w:val="0"/>
+          <w:numId w:val="1"/>
+        </w:numPr>
+        <w:wordWrap/>
+        <w:ind w:left="0" w:leftChars="0" w:firstLine="0" w:firstLineChars="0"/>
+        <w:jc w:val="both"/>
+        <w:rPr>
+          <w:rFonts w:hint="default" w:ascii="Arial" w:hAnsi="Arial" w:cs="Arial"/>
+          <w:b w:val="0"/>
+          <w:bCs w:val="0"/>
+          <w:sz w:val="24"/>
+          <w:szCs w:val="24"/>
+          <w:lang w:val="en-US"/>
+        </w:rPr>
+      </w:pPr>
+      <w:r>
+        <w:rPr>
+          <w:rFonts w:hint="default" w:ascii="Arial" w:hAnsi="Arial" w:cs="Arial"/>
+          <w:b w:val="0"/>
+          <w:bCs w:val="0"/>
+          <w:sz w:val="24"/>
+          <w:szCs w:val="24"/>
+          <w:lang w:val="en-US"/>
+        </w:rPr>
+        <w:t>Opis korisnika…………………………………………………………………..…7</w:t>
+      </w:r>
+    </w:p>
+    <w:p>
+      <w:pPr>
+        <w:numPr>
+          <w:ilvl w:val="1"/>
+          <w:numId w:val="1"/>
+        </w:numPr>
+        <w:wordWrap/>
+        <w:ind w:left="720" w:leftChars="0" w:firstLine="0" w:firstLineChars="0"/>
+        <w:jc w:val="both"/>
+        <w:rPr>
+          <w:rFonts w:hint="default" w:ascii="Arial" w:hAnsi="Arial" w:cs="Arial"/>
+          <w:b w:val="0"/>
+          <w:bCs w:val="0"/>
+          <w:sz w:val="24"/>
+          <w:szCs w:val="24"/>
+          <w:lang w:val="en-US"/>
+        </w:rPr>
+      </w:pPr>
+      <w:r>
+        <w:rPr>
+          <w:rFonts w:hint="default" w:ascii="Arial" w:hAnsi="Arial" w:cs="Arial"/>
+          <w:b w:val="0"/>
+          <w:bCs w:val="0"/>
+          <w:sz w:val="24"/>
+          <w:szCs w:val="24"/>
+          <w:lang w:val="en-US"/>
+        </w:rPr>
+        <w:t>Opis potencijalnog tržišta</w:t>
+      </w:r>
+    </w:p>
+    <w:p>
+      <w:pPr>
+        <w:numPr>
+          <w:ilvl w:val="1"/>
+          <w:numId w:val="1"/>
+        </w:numPr>
+        <w:wordWrap/>
+        <w:ind w:left="720" w:leftChars="0" w:firstLine="0" w:firstLineChars="0"/>
+        <w:jc w:val="both"/>
+        <w:rPr>
+          <w:rFonts w:hint="default" w:ascii="Arial" w:hAnsi="Arial" w:cs="Arial"/>
+          <w:b w:val="0"/>
+          <w:bCs w:val="0"/>
+          <w:sz w:val="24"/>
+          <w:szCs w:val="24"/>
+          <w:lang w:val="en-US"/>
+        </w:rPr>
+      </w:pPr>
+      <w:r>
+        <w:rPr>
+          <w:rFonts w:hint="default" w:ascii="Arial" w:hAnsi="Arial" w:cs="Arial"/>
+          <w:b w:val="0"/>
+          <w:bCs w:val="0"/>
+          <w:sz w:val="24"/>
+          <w:szCs w:val="24"/>
+          <w:lang w:val="en-US"/>
+        </w:rPr>
+        <w:t>Profili korisnika</w:t>
+      </w:r>
+    </w:p>
+    <w:p>
+      <w:pPr>
+        <w:numPr>
+          <w:ilvl w:val="1"/>
+          <w:numId w:val="1"/>
+        </w:numPr>
+        <w:wordWrap/>
+        <w:ind w:left="720" w:leftChars="0" w:firstLine="0" w:firstLineChars="0"/>
+        <w:jc w:val="both"/>
+        <w:rPr>
+          <w:rFonts w:hint="default" w:ascii="Arial" w:hAnsi="Arial" w:cs="Arial"/>
+          <w:b w:val="0"/>
+          <w:bCs w:val="0"/>
+          <w:sz w:val="24"/>
+          <w:szCs w:val="24"/>
+          <w:lang w:val="en-US"/>
+        </w:rPr>
+      </w:pPr>
+      <w:r>
+        <w:rPr>
+          <w:rFonts w:hint="default" w:ascii="Arial" w:hAnsi="Arial" w:cs="Arial"/>
+          <w:b w:val="0"/>
+          <w:bCs w:val="0"/>
+          <w:sz w:val="24"/>
+          <w:szCs w:val="24"/>
+          <w:lang w:val="en-US"/>
+        </w:rPr>
+        <w:t>Opis okruženja</w:t>
+      </w:r>
+    </w:p>
+    <w:p>
+      <w:pPr>
+        <w:numPr>
+          <w:ilvl w:val="1"/>
+          <w:numId w:val="1"/>
+        </w:numPr>
+        <w:wordWrap/>
+        <w:ind w:left="720" w:leftChars="0" w:firstLine="0" w:firstLineChars="0"/>
+        <w:jc w:val="both"/>
+        <w:rPr>
+          <w:rFonts w:hint="default" w:ascii="Arial" w:hAnsi="Arial" w:cs="Arial"/>
+          <w:b w:val="0"/>
+          <w:bCs w:val="0"/>
+          <w:sz w:val="24"/>
+          <w:szCs w:val="24"/>
+          <w:lang w:val="en-US"/>
+        </w:rPr>
+      </w:pPr>
+      <w:r>
+        <w:rPr>
+          <w:rFonts w:hint="default" w:ascii="Arial" w:hAnsi="Arial" w:cs="Arial"/>
+          <w:b w:val="0"/>
+          <w:bCs w:val="0"/>
+          <w:sz w:val="24"/>
+          <w:szCs w:val="24"/>
+          <w:lang w:val="en-US"/>
+        </w:rPr>
+        <w:t>Osnovne potrebe korisnika</w:t>
+      </w:r>
+    </w:p>
+    <w:p>
+      <w:pPr>
+        <w:numPr>
+          <w:ilvl w:val="1"/>
+          <w:numId w:val="1"/>
+        </w:numPr>
+        <w:wordWrap/>
+        <w:ind w:left="720" w:leftChars="0" w:firstLine="0" w:firstLineChars="0"/>
+        <w:jc w:val="both"/>
+        <w:rPr>
+          <w:rFonts w:hint="default" w:ascii="Arial" w:hAnsi="Arial" w:cs="Arial"/>
+          <w:b w:val="0"/>
+          <w:bCs w:val="0"/>
+          <w:sz w:val="24"/>
+          <w:szCs w:val="24"/>
+          <w:lang w:val="en-US"/>
+        </w:rPr>
+      </w:pPr>
+      <w:r>
+        <w:rPr>
+          <w:rFonts w:hint="default" w:ascii="Arial" w:hAnsi="Arial" w:cs="Arial"/>
+          <w:b w:val="0"/>
+          <w:bCs w:val="0"/>
+          <w:sz w:val="24"/>
+          <w:szCs w:val="24"/>
+          <w:lang w:val="en-US"/>
+        </w:rPr>
+        <w:t>Alternative i konkurencija</w:t>
+      </w:r>
+    </w:p>
+    <w:p>
+      <w:pPr>
+        <w:numPr>
+          <w:ilvl w:val="0"/>
+          <w:numId w:val="0"/>
+        </w:numPr>
+        <w:wordWrap/>
+        <w:jc w:val="both"/>
+        <w:rPr>
+          <w:rFonts w:hint="default" w:ascii="Arial" w:hAnsi="Arial" w:cs="Arial"/>
+          <w:b w:val="0"/>
+          <w:bCs w:val="0"/>
+          <w:sz w:val="24"/>
+          <w:szCs w:val="24"/>
+          <w:lang w:val="en-US"/>
+        </w:rPr>
+      </w:pPr>
+    </w:p>
+    <w:p>
+      <w:pPr>
+        <w:numPr>
+          <w:ilvl w:val="0"/>
+          <w:numId w:val="1"/>
+        </w:numPr>
+        <w:wordWrap/>
+        <w:ind w:left="0" w:leftChars="0" w:firstLine="0" w:firstLineChars="0"/>
+        <w:jc w:val="both"/>
+        <w:rPr>
+          <w:rFonts w:hint="default" w:ascii="Arial" w:hAnsi="Arial" w:cs="Arial"/>
+          <w:b w:val="0"/>
+          <w:bCs w:val="0"/>
+          <w:sz w:val="24"/>
+          <w:szCs w:val="24"/>
+          <w:lang w:val="en-US"/>
+        </w:rPr>
+      </w:pPr>
+      <w:r>
+        <w:rPr>
+          <w:rFonts w:hint="default" w:ascii="Arial" w:hAnsi="Arial" w:cs="Arial"/>
+          <w:b w:val="0"/>
+          <w:bCs w:val="0"/>
+          <w:sz w:val="24"/>
+          <w:szCs w:val="24"/>
+          <w:lang w:val="en-US"/>
+        </w:rPr>
+        <w:t>Opis proizvoda……………………………………………………………………8</w:t>
+      </w:r>
+    </w:p>
+    <w:p>
+      <w:pPr>
+        <w:numPr>
+          <w:ilvl w:val="1"/>
+          <w:numId w:val="1"/>
+        </w:numPr>
+        <w:wordWrap/>
+        <w:ind w:left="720" w:leftChars="0" w:firstLine="0" w:firstLineChars="0"/>
+        <w:jc w:val="both"/>
+        <w:rPr>
+          <w:rFonts w:hint="default" w:ascii="Arial" w:hAnsi="Arial" w:cs="Arial"/>
+          <w:b w:val="0"/>
+          <w:bCs w:val="0"/>
+          <w:sz w:val="24"/>
+          <w:szCs w:val="24"/>
+          <w:lang w:val="en-US"/>
+        </w:rPr>
+      </w:pPr>
+      <w:r>
+        <w:rPr>
+          <w:rFonts w:hint="default" w:ascii="Arial" w:hAnsi="Arial" w:cs="Arial"/>
+          <w:b w:val="0"/>
+          <w:bCs w:val="0"/>
+          <w:sz w:val="24"/>
+          <w:szCs w:val="24"/>
+          <w:lang w:val="en-US"/>
+        </w:rPr>
+        <w:t>Perspektiva proizvoda</w:t>
+      </w:r>
+    </w:p>
+    <w:p>
+      <w:pPr>
+        <w:numPr>
+          <w:ilvl w:val="1"/>
+          <w:numId w:val="1"/>
+        </w:numPr>
+        <w:wordWrap/>
+        <w:ind w:left="720" w:leftChars="0" w:firstLine="0" w:firstLineChars="0"/>
+        <w:jc w:val="both"/>
+        <w:rPr>
+          <w:rFonts w:hint="default" w:ascii="Arial" w:hAnsi="Arial" w:cs="Arial"/>
+          <w:b w:val="0"/>
+          <w:bCs w:val="0"/>
+          <w:sz w:val="24"/>
+          <w:szCs w:val="24"/>
+          <w:lang w:val="en-US"/>
+        </w:rPr>
+      </w:pPr>
+      <w:r>
+        <w:rPr>
+          <w:rFonts w:hint="default" w:ascii="Arial" w:hAnsi="Arial" w:cs="Arial"/>
+          <w:b w:val="0"/>
+          <w:bCs w:val="0"/>
+          <w:sz w:val="24"/>
+          <w:szCs w:val="24"/>
+          <w:lang w:val="en-US"/>
+        </w:rPr>
+        <w:t>Pregled mogućnosti</w:t>
+      </w:r>
+    </w:p>
+    <w:p>
+      <w:pPr>
+        <w:numPr>
+          <w:ilvl w:val="1"/>
+          <w:numId w:val="1"/>
+        </w:numPr>
+        <w:wordWrap/>
+        <w:ind w:left="720" w:leftChars="0" w:firstLine="0" w:firstLineChars="0"/>
+        <w:jc w:val="both"/>
+        <w:rPr>
+          <w:rFonts w:hint="default" w:ascii="Arial" w:hAnsi="Arial" w:cs="Arial"/>
+          <w:b w:val="0"/>
+          <w:bCs w:val="0"/>
+          <w:sz w:val="24"/>
+          <w:szCs w:val="24"/>
+          <w:lang w:val="en-US"/>
+        </w:rPr>
+      </w:pPr>
+      <w:r>
+        <w:rPr>
+          <w:rFonts w:hint="default" w:ascii="Arial" w:hAnsi="Arial" w:cs="Arial"/>
+          <w:b w:val="0"/>
+          <w:bCs w:val="0"/>
+          <w:sz w:val="24"/>
+          <w:szCs w:val="24"/>
+          <w:lang w:val="en-US"/>
+        </w:rPr>
+        <w:t>Pretpostavke i zavisnosti</w:t>
+      </w:r>
+    </w:p>
+    <w:p>
+      <w:pPr>
+        <w:numPr>
+          <w:ilvl w:val="1"/>
+          <w:numId w:val="1"/>
+        </w:numPr>
+        <w:wordWrap/>
+        <w:ind w:left="720" w:leftChars="0" w:firstLine="0" w:firstLineChars="0"/>
+        <w:jc w:val="both"/>
+        <w:rPr>
+          <w:rFonts w:hint="default" w:ascii="Arial" w:hAnsi="Arial" w:cs="Arial"/>
+          <w:b w:val="0"/>
+          <w:bCs w:val="0"/>
+          <w:sz w:val="24"/>
+          <w:szCs w:val="24"/>
+          <w:lang w:val="en-US"/>
+        </w:rPr>
+      </w:pPr>
+      <w:r>
+        <w:rPr>
+          <w:rFonts w:hint="default" w:ascii="Arial" w:hAnsi="Arial" w:cs="Arial"/>
+          <w:b w:val="0"/>
+          <w:bCs w:val="0"/>
+          <w:sz w:val="24"/>
+          <w:szCs w:val="24"/>
+          <w:lang w:val="en-US"/>
+        </w:rPr>
+        <w:t>Cena</w:t>
+      </w:r>
+    </w:p>
+    <w:p>
+      <w:pPr>
+        <w:numPr>
+          <w:ilvl w:val="1"/>
+          <w:numId w:val="1"/>
+        </w:numPr>
+        <w:wordWrap/>
+        <w:ind w:left="720" w:leftChars="0" w:firstLine="0" w:firstLineChars="0"/>
+        <w:jc w:val="both"/>
+        <w:rPr>
+          <w:rFonts w:hint="default" w:ascii="Arial" w:hAnsi="Arial" w:cs="Arial"/>
+          <w:b w:val="0"/>
+          <w:bCs w:val="0"/>
+          <w:sz w:val="24"/>
+          <w:szCs w:val="24"/>
+          <w:lang w:val="en-US"/>
+        </w:rPr>
+      </w:pPr>
+      <w:r>
+        <w:rPr>
+          <w:rFonts w:hint="default" w:ascii="Arial" w:hAnsi="Arial" w:cs="Arial"/>
+          <w:b w:val="0"/>
+          <w:bCs w:val="0"/>
+          <w:sz w:val="24"/>
+          <w:szCs w:val="24"/>
+          <w:lang w:val="en-US"/>
+        </w:rPr>
+        <w:t>Licenciranje i instalacija</w:t>
+      </w:r>
+    </w:p>
+    <w:p>
+      <w:pPr>
+        <w:numPr>
+          <w:ilvl w:val="0"/>
+          <w:numId w:val="0"/>
+        </w:numPr>
+        <w:wordWrap/>
+        <w:ind w:left="720" w:leftChars="0"/>
+        <w:jc w:val="both"/>
+        <w:rPr>
+          <w:rFonts w:hint="default" w:ascii="Arial" w:hAnsi="Arial" w:cs="Arial"/>
+          <w:b w:val="0"/>
+          <w:bCs w:val="0"/>
+          <w:sz w:val="24"/>
+          <w:szCs w:val="24"/>
+          <w:lang w:val="en-US"/>
+        </w:rPr>
+      </w:pPr>
+    </w:p>
+    <w:p>
+      <w:pPr>
+        <w:numPr>
+          <w:ilvl w:val="0"/>
+          <w:numId w:val="1"/>
+        </w:numPr>
+        <w:wordWrap/>
+        <w:ind w:left="0" w:leftChars="0" w:firstLine="0" w:firstLineChars="0"/>
+        <w:jc w:val="both"/>
+        <w:rPr>
+          <w:rFonts w:hint="default" w:ascii="Arial" w:hAnsi="Arial" w:cs="Arial"/>
+          <w:b w:val="0"/>
+          <w:bCs w:val="0"/>
+          <w:sz w:val="24"/>
+          <w:szCs w:val="24"/>
+          <w:lang w:val="en-US"/>
+        </w:rPr>
+      </w:pPr>
+      <w:r>
+        <w:rPr>
+          <w:rFonts w:hint="default" w:ascii="Arial" w:hAnsi="Arial" w:cs="Arial"/>
+          <w:b w:val="0"/>
+          <w:bCs w:val="0"/>
+          <w:sz w:val="24"/>
+          <w:szCs w:val="24"/>
+          <w:lang w:val="en-US"/>
+        </w:rPr>
+        <w:t>Funkcionalni zahtevi……………………………………………………………10</w:t>
+      </w:r>
+    </w:p>
+    <w:p>
+      <w:pPr>
+        <w:numPr>
+          <w:ilvl w:val="1"/>
+          <w:numId w:val="1"/>
+        </w:numPr>
+        <w:wordWrap/>
+        <w:ind w:left="720" w:leftChars="0" w:firstLine="0" w:firstLineChars="0"/>
+        <w:jc w:val="both"/>
+        <w:rPr>
+          <w:rFonts w:hint="default" w:ascii="Arial" w:hAnsi="Arial" w:cs="Arial"/>
+          <w:b w:val="0"/>
+          <w:bCs w:val="0"/>
+          <w:sz w:val="24"/>
+          <w:szCs w:val="24"/>
+          <w:lang w:val="en-US"/>
+        </w:rPr>
+      </w:pPr>
+      <w:r>
+        <w:rPr>
+          <w:rFonts w:hint="default" w:ascii="Arial" w:hAnsi="Arial" w:eastAsia="Cambria" w:cs="Arial"/>
+          <w:sz w:val="24"/>
+          <w:szCs w:val="24"/>
+          <w:lang w:val="en-US"/>
+        </w:rPr>
+        <w:t>Prijavljivanje na sistem</w:t>
+      </w:r>
+    </w:p>
+    <w:p>
+      <w:pPr>
+        <w:numPr>
+          <w:ilvl w:val="1"/>
+          <w:numId w:val="1"/>
+        </w:numPr>
+        <w:wordWrap/>
+        <w:ind w:left="720" w:leftChars="0" w:firstLine="0" w:firstLineChars="0"/>
+        <w:jc w:val="both"/>
+        <w:rPr>
+          <w:rFonts w:hint="default" w:ascii="Arial" w:hAnsi="Arial" w:cs="Arial"/>
+          <w:b w:val="0"/>
+          <w:bCs w:val="0"/>
+          <w:sz w:val="24"/>
+          <w:szCs w:val="24"/>
+          <w:lang w:val="en-US"/>
+        </w:rPr>
+      </w:pPr>
+      <w:r>
+        <w:rPr>
+          <w:rFonts w:hint="default" w:ascii="Arial" w:hAnsi="Arial" w:eastAsia="Cambria" w:cs="Arial"/>
+          <w:sz w:val="24"/>
+          <w:szCs w:val="24"/>
+          <w:lang w:val="en"/>
+        </w:rPr>
+        <w:t>Katalog filmova</w:t>
+      </w:r>
+      <w:r>
+        <w:rPr>
+          <w:rFonts w:hint="default" w:ascii="Arial" w:hAnsi="Arial" w:eastAsia="Cambria" w:cs="Arial"/>
+          <w:sz w:val="24"/>
+          <w:szCs w:val="24"/>
+          <w:lang w:val="en-US"/>
+        </w:rPr>
+        <w:t xml:space="preserve"> i termini</w:t>
+      </w:r>
+    </w:p>
+    <w:p>
+      <w:pPr>
+        <w:numPr>
+          <w:ilvl w:val="1"/>
+          <w:numId w:val="1"/>
+        </w:numPr>
+        <w:wordWrap/>
+        <w:ind w:left="720" w:leftChars="0" w:firstLine="0" w:firstLineChars="0"/>
+        <w:jc w:val="both"/>
+        <w:rPr>
+          <w:rFonts w:hint="default" w:ascii="Arial" w:hAnsi="Arial" w:cs="Arial"/>
+          <w:b w:val="0"/>
+          <w:bCs w:val="0"/>
+          <w:sz w:val="24"/>
+          <w:szCs w:val="24"/>
+          <w:lang w:val="en-US"/>
+        </w:rPr>
+      </w:pPr>
+      <w:r>
+        <w:rPr>
+          <w:rFonts w:hint="default" w:ascii="Arial" w:hAnsi="Arial" w:cs="Arial"/>
+          <w:b w:val="0"/>
+          <w:bCs w:val="0"/>
+          <w:sz w:val="24"/>
+          <w:szCs w:val="24"/>
+          <w:lang w:val="en-US"/>
+        </w:rPr>
+        <w:t>Interaktivna mapa sedišta (real-time)</w:t>
+      </w:r>
+    </w:p>
+    <w:p>
+      <w:pPr>
+        <w:numPr>
+          <w:ilvl w:val="1"/>
+          <w:numId w:val="1"/>
+        </w:numPr>
+        <w:wordWrap/>
+        <w:ind w:left="720" w:leftChars="0" w:firstLine="0" w:firstLineChars="0"/>
+        <w:jc w:val="both"/>
+        <w:rPr>
+          <w:rFonts w:hint="default" w:ascii="Arial" w:hAnsi="Arial" w:cs="Arial"/>
+          <w:b w:val="0"/>
+          <w:bCs w:val="0"/>
+          <w:sz w:val="24"/>
+          <w:szCs w:val="24"/>
+          <w:lang w:val="en-US"/>
+        </w:rPr>
+      </w:pPr>
+      <w:r>
+        <w:rPr>
+          <w:rFonts w:hint="default" w:ascii="Arial" w:hAnsi="Arial" w:cs="Arial"/>
+          <w:b w:val="0"/>
+          <w:bCs w:val="0"/>
+          <w:sz w:val="24"/>
+          <w:szCs w:val="24"/>
+          <w:lang w:val="en-US"/>
+        </w:rPr>
+        <w:t>Kreiranje i potvrda rezervacije</w:t>
+      </w:r>
+    </w:p>
+    <w:p>
+      <w:pPr>
+        <w:numPr>
+          <w:ilvl w:val="1"/>
+          <w:numId w:val="1"/>
+        </w:numPr>
+        <w:wordWrap/>
+        <w:ind w:left="720" w:leftChars="0" w:firstLine="0" w:firstLineChars="0"/>
+        <w:jc w:val="both"/>
+        <w:rPr>
+          <w:rFonts w:hint="default" w:ascii="Arial" w:hAnsi="Arial" w:cs="Arial"/>
+          <w:b w:val="0"/>
+          <w:bCs w:val="0"/>
+          <w:sz w:val="24"/>
+          <w:szCs w:val="24"/>
+          <w:lang w:val="en-US"/>
+        </w:rPr>
+      </w:pPr>
+      <w:r>
+        <w:rPr>
+          <w:rFonts w:hint="default" w:ascii="Arial" w:hAnsi="Arial" w:cs="Arial"/>
+          <w:b w:val="0"/>
+          <w:bCs w:val="0"/>
+          <w:sz w:val="24"/>
+          <w:szCs w:val="24"/>
+          <w:lang w:val="en-US"/>
+        </w:rPr>
+        <w:t>Izmena i otkazivanje rezervacije</w:t>
+      </w:r>
+    </w:p>
+    <w:p>
+      <w:pPr>
+        <w:numPr>
+          <w:ilvl w:val="1"/>
+          <w:numId w:val="1"/>
+        </w:numPr>
+        <w:wordWrap/>
+        <w:ind w:left="720" w:leftChars="0" w:firstLine="0" w:firstLineChars="0"/>
+        <w:jc w:val="both"/>
+        <w:rPr>
+          <w:rFonts w:hint="default" w:ascii="Arial" w:hAnsi="Arial" w:cs="Arial"/>
+          <w:b w:val="0"/>
+          <w:bCs w:val="0"/>
+          <w:sz w:val="24"/>
+          <w:szCs w:val="24"/>
+          <w:lang w:val="en-US"/>
+        </w:rPr>
+      </w:pPr>
+      <w:r>
+        <w:rPr>
+          <w:rFonts w:hint="default" w:ascii="Arial" w:hAnsi="Arial" w:cs="Arial"/>
+          <w:b w:val="0"/>
+          <w:bCs w:val="0"/>
+          <w:sz w:val="24"/>
+          <w:szCs w:val="24"/>
+          <w:lang w:val="en-US"/>
+        </w:rPr>
+        <w:t>Administracija (administrator)</w:t>
+      </w:r>
+    </w:p>
+    <w:p>
+      <w:pPr>
+        <w:numPr>
+          <w:ilvl w:val="1"/>
+          <w:numId w:val="1"/>
+        </w:numPr>
+        <w:wordWrap/>
+        <w:ind w:left="720" w:leftChars="0" w:firstLine="0" w:firstLineChars="0"/>
+        <w:jc w:val="both"/>
+        <w:rPr>
+          <w:rFonts w:hint="default" w:ascii="Arial" w:hAnsi="Arial" w:cs="Arial"/>
+          <w:b w:val="0"/>
+          <w:bCs w:val="0"/>
+          <w:sz w:val="24"/>
+          <w:szCs w:val="24"/>
+          <w:lang w:val="en-US"/>
+        </w:rPr>
+      </w:pPr>
+      <w:r>
+        <w:rPr>
+          <w:rFonts w:hint="default" w:ascii="Arial" w:hAnsi="Arial" w:cs="Arial"/>
+          <w:b w:val="0"/>
+          <w:bCs w:val="0"/>
+          <w:sz w:val="24"/>
+          <w:szCs w:val="24"/>
+          <w:lang w:val="en-US"/>
+        </w:rPr>
+        <w:t>Korisnički profil i istorija</w:t>
+      </w:r>
+    </w:p>
+    <w:p>
+      <w:pPr>
+        <w:numPr>
+          <w:ilvl w:val="1"/>
+          <w:numId w:val="1"/>
+        </w:numPr>
+        <w:wordWrap/>
+        <w:ind w:left="720" w:leftChars="0" w:firstLine="0" w:firstLineChars="0"/>
+        <w:jc w:val="both"/>
+        <w:rPr>
+          <w:rFonts w:hint="default" w:ascii="Arial" w:hAnsi="Arial" w:cs="Arial"/>
+          <w:b w:val="0"/>
+          <w:bCs w:val="0"/>
+          <w:sz w:val="24"/>
+          <w:szCs w:val="24"/>
+          <w:lang w:val="en-US"/>
+        </w:rPr>
+      </w:pPr>
+      <w:r>
+        <w:rPr>
+          <w:rFonts w:hint="default" w:ascii="Arial" w:hAnsi="Arial" w:cs="Arial"/>
+          <w:b w:val="0"/>
+          <w:bCs w:val="0"/>
+          <w:sz w:val="24"/>
+          <w:szCs w:val="24"/>
+          <w:lang w:val="en-US"/>
+        </w:rPr>
+        <w:t>Izveštaji i evidencije</w:t>
+      </w:r>
       <w:bookmarkStart w:id="7" w:name="_GoBack"/>
       <w:bookmarkEnd w:id="7"/>
-    </w:p>
-    <w:p>
-      <w:pPr>
-        <w:wordWrap/>
-        <w:jc w:val="center"/>
-        <w:rPr>
-          <w:rFonts w:hint="default" w:ascii="Arial Black" w:hAnsi="Arial Black" w:cs="Arial Black"/>
-          <w:sz w:val="24"/>
-          <w:szCs w:val="24"/>
-          <w:lang w:val="en-US"/>
-        </w:rPr>
-      </w:pPr>
-    </w:p>
-    <w:p>
-      <w:pPr>
-        <w:numPr>
-          <w:ilvl w:val="0"/>
-          <w:numId w:val="1"/>
-        </w:numPr>
-        <w:wordWrap/>
-        <w:jc w:val="both"/>
-        <w:rPr>
-          <w:rFonts w:hint="default" w:ascii="Arial" w:hAnsi="Arial" w:cs="Arial"/>
-          <w:b w:val="0"/>
-          <w:bCs w:val="0"/>
-          <w:sz w:val="24"/>
-          <w:szCs w:val="24"/>
-          <w:lang w:val="en-US"/>
-        </w:rPr>
-      </w:pPr>
-      <w:r>
-        <w:rPr>
-          <w:rFonts w:hint="default" w:ascii="Arial" w:hAnsi="Arial" w:cs="Arial"/>
-          <w:b w:val="0"/>
-          <w:bCs w:val="0"/>
-          <w:sz w:val="24"/>
-          <w:szCs w:val="24"/>
-          <w:lang w:val="en-US"/>
-        </w:rPr>
-        <w:t>Cilj dokumenta…………………………………………………………………….5</w:t>
-      </w:r>
-    </w:p>
-    <w:p>
-      <w:pPr>
-        <w:numPr>
-          <w:ilvl w:val="0"/>
-          <w:numId w:val="0"/>
-        </w:numPr>
-        <w:wordWrap/>
-        <w:jc w:val="both"/>
-        <w:rPr>
-          <w:rFonts w:hint="default" w:ascii="Arial" w:hAnsi="Arial" w:cs="Arial"/>
-          <w:b w:val="0"/>
-          <w:bCs w:val="0"/>
-          <w:sz w:val="24"/>
-          <w:szCs w:val="24"/>
-          <w:lang w:val="en-US"/>
-        </w:rPr>
-      </w:pPr>
-    </w:p>
-    <w:p>
-      <w:pPr>
-        <w:numPr>
-          <w:ilvl w:val="0"/>
-          <w:numId w:val="1"/>
-        </w:numPr>
-        <w:wordWrap/>
-        <w:jc w:val="both"/>
-        <w:rPr>
-          <w:rFonts w:hint="default" w:ascii="Arial" w:hAnsi="Arial" w:cs="Arial"/>
-          <w:b w:val="0"/>
-          <w:bCs w:val="0"/>
-          <w:sz w:val="24"/>
-          <w:szCs w:val="24"/>
-          <w:lang w:val="en-US"/>
-        </w:rPr>
-      </w:pPr>
-      <w:r>
-        <w:rPr>
-          <w:rFonts w:hint="default" w:ascii="Arial" w:hAnsi="Arial" w:cs="Arial"/>
-          <w:b w:val="0"/>
-          <w:bCs w:val="0"/>
-          <w:sz w:val="24"/>
-          <w:szCs w:val="24"/>
-          <w:lang w:val="en-US"/>
-        </w:rPr>
-        <w:t>Opseg dokumenta………………………………………………………………..5</w:t>
-      </w:r>
-    </w:p>
-    <w:p>
-      <w:pPr>
-        <w:numPr>
-          <w:ilvl w:val="0"/>
-          <w:numId w:val="0"/>
-        </w:numPr>
-        <w:wordWrap/>
-        <w:jc w:val="both"/>
-        <w:rPr>
-          <w:rFonts w:hint="default" w:ascii="Arial" w:hAnsi="Arial" w:cs="Arial"/>
-          <w:b w:val="0"/>
-          <w:bCs w:val="0"/>
-          <w:sz w:val="24"/>
-          <w:szCs w:val="24"/>
-          <w:lang w:val="en-US"/>
-        </w:rPr>
-      </w:pPr>
-    </w:p>
-    <w:p>
-      <w:pPr>
-        <w:numPr>
-          <w:ilvl w:val="0"/>
-          <w:numId w:val="1"/>
-        </w:numPr>
-        <w:wordWrap/>
-        <w:jc w:val="both"/>
-        <w:rPr>
-          <w:rFonts w:hint="default" w:ascii="Arial" w:hAnsi="Arial" w:cs="Arial"/>
-          <w:b w:val="0"/>
-          <w:bCs w:val="0"/>
-          <w:sz w:val="24"/>
-          <w:szCs w:val="24"/>
-          <w:lang w:val="en-US"/>
-        </w:rPr>
-      </w:pPr>
-      <w:r>
-        <w:rPr>
-          <w:rFonts w:hint="default" w:ascii="Arial" w:hAnsi="Arial" w:cs="Arial"/>
-          <w:b w:val="0"/>
-          <w:bCs w:val="0"/>
-          <w:sz w:val="24"/>
-          <w:szCs w:val="24"/>
-          <w:lang w:val="en-US"/>
-        </w:rPr>
-        <w:t>Reference……………………………………………………………………….…5</w:t>
-      </w:r>
-    </w:p>
-    <w:p>
-      <w:pPr>
-        <w:numPr>
-          <w:ilvl w:val="0"/>
-          <w:numId w:val="0"/>
-        </w:numPr>
-        <w:wordWrap/>
-        <w:jc w:val="both"/>
-        <w:rPr>
-          <w:rFonts w:hint="default" w:ascii="Arial" w:hAnsi="Arial" w:cs="Arial"/>
-          <w:b w:val="0"/>
-          <w:bCs w:val="0"/>
-          <w:sz w:val="24"/>
-          <w:szCs w:val="24"/>
-          <w:lang w:val="en-US"/>
-        </w:rPr>
-      </w:pPr>
-    </w:p>
-    <w:p>
-      <w:pPr>
-        <w:numPr>
-          <w:ilvl w:val="0"/>
-          <w:numId w:val="1"/>
-        </w:numPr>
-        <w:wordWrap/>
-        <w:jc w:val="both"/>
-        <w:rPr>
-          <w:rFonts w:hint="default" w:ascii="Arial" w:hAnsi="Arial" w:cs="Arial"/>
-          <w:b w:val="0"/>
-          <w:bCs w:val="0"/>
-          <w:sz w:val="24"/>
-          <w:szCs w:val="24"/>
-          <w:lang w:val="en-US"/>
-        </w:rPr>
-      </w:pPr>
-      <w:r>
-        <w:rPr>
-          <w:rFonts w:hint="default" w:ascii="Arial" w:hAnsi="Arial" w:cs="Arial"/>
-          <w:b w:val="0"/>
-          <w:bCs w:val="0"/>
-          <w:sz w:val="24"/>
-          <w:szCs w:val="24"/>
-          <w:lang w:val="en-US"/>
-        </w:rPr>
-        <w:t>Pozicioniranje proizvoda………………………………………………………...5</w:t>
-      </w:r>
-    </w:p>
-    <w:p>
-      <w:pPr>
-        <w:numPr>
-          <w:ilvl w:val="1"/>
-          <w:numId w:val="1"/>
-        </w:numPr>
-        <w:wordWrap/>
-        <w:ind w:left="720" w:leftChars="0" w:firstLine="0" w:firstLineChars="0"/>
-        <w:jc w:val="both"/>
-        <w:rPr>
-          <w:rFonts w:hint="default" w:ascii="Arial" w:hAnsi="Arial" w:cs="Arial"/>
-          <w:b w:val="0"/>
-          <w:bCs w:val="0"/>
-          <w:sz w:val="24"/>
-          <w:szCs w:val="24"/>
-          <w:lang w:val="en-US"/>
-        </w:rPr>
-      </w:pPr>
-      <w:r>
-        <w:rPr>
-          <w:rFonts w:hint="default" w:ascii="Arial" w:hAnsi="Arial" w:cs="Arial"/>
-          <w:b w:val="0"/>
-          <w:bCs w:val="0"/>
-          <w:sz w:val="24"/>
-          <w:szCs w:val="24"/>
-          <w:lang w:val="en-US"/>
-        </w:rPr>
-        <w:t>Poslovne mogućnosti</w:t>
-      </w:r>
-    </w:p>
-    <w:p>
-      <w:pPr>
-        <w:numPr>
-          <w:ilvl w:val="1"/>
-          <w:numId w:val="1"/>
-        </w:numPr>
-        <w:wordWrap/>
-        <w:ind w:left="720" w:leftChars="0" w:firstLine="0" w:firstLineChars="0"/>
-        <w:jc w:val="both"/>
-        <w:rPr>
-          <w:rFonts w:hint="default" w:ascii="Arial" w:hAnsi="Arial" w:cs="Arial"/>
-          <w:b w:val="0"/>
-          <w:bCs w:val="0"/>
-          <w:sz w:val="24"/>
-          <w:szCs w:val="24"/>
-          <w:lang w:val="en-US"/>
-        </w:rPr>
-      </w:pPr>
-      <w:r>
-        <w:rPr>
-          <w:rFonts w:hint="default" w:ascii="Arial" w:hAnsi="Arial" w:cs="Arial"/>
-          <w:b w:val="0"/>
-          <w:bCs w:val="0"/>
-          <w:sz w:val="24"/>
-          <w:szCs w:val="24"/>
-          <w:lang w:val="en-US"/>
-        </w:rPr>
-        <w:t>Postavka problema</w:t>
-      </w:r>
-    </w:p>
-    <w:p>
-      <w:pPr>
-        <w:numPr>
-          <w:ilvl w:val="1"/>
-          <w:numId w:val="1"/>
-        </w:numPr>
-        <w:wordWrap/>
-        <w:ind w:left="720" w:leftChars="0" w:firstLine="0" w:firstLineChars="0"/>
-        <w:jc w:val="both"/>
-        <w:rPr>
-          <w:rFonts w:hint="default" w:ascii="Arial" w:hAnsi="Arial" w:cs="Arial"/>
-          <w:b w:val="0"/>
-          <w:bCs w:val="0"/>
-          <w:sz w:val="24"/>
-          <w:szCs w:val="24"/>
-          <w:lang w:val="en-US"/>
-        </w:rPr>
-      </w:pPr>
-      <w:r>
-        <w:rPr>
-          <w:rFonts w:hint="default" w:ascii="Arial" w:hAnsi="Arial" w:cs="Arial"/>
-          <w:b w:val="0"/>
-          <w:bCs w:val="0"/>
-          <w:sz w:val="24"/>
-          <w:szCs w:val="24"/>
-          <w:lang w:val="en-US"/>
-        </w:rPr>
-        <w:t>Postavka pozicije proizvoda</w:t>
-      </w:r>
-    </w:p>
-    <w:p>
-      <w:pPr>
-        <w:numPr>
-          <w:ilvl w:val="0"/>
-          <w:numId w:val="0"/>
-        </w:numPr>
-        <w:wordWrap/>
-        <w:ind w:left="720" w:leftChars="0"/>
-        <w:jc w:val="both"/>
-        <w:rPr>
-          <w:rFonts w:hint="default" w:ascii="Arial" w:hAnsi="Arial" w:cs="Arial"/>
-          <w:b w:val="0"/>
-          <w:bCs w:val="0"/>
-          <w:sz w:val="24"/>
-          <w:szCs w:val="24"/>
-          <w:lang w:val="en-US"/>
-        </w:rPr>
-      </w:pPr>
-    </w:p>
-    <w:p>
-      <w:pPr>
-        <w:numPr>
-          <w:ilvl w:val="0"/>
-          <w:numId w:val="1"/>
-        </w:numPr>
-        <w:wordWrap/>
-        <w:ind w:left="0" w:leftChars="0" w:firstLine="0" w:firstLineChars="0"/>
-        <w:jc w:val="both"/>
-        <w:rPr>
-          <w:rFonts w:hint="default" w:ascii="Arial" w:hAnsi="Arial" w:cs="Arial"/>
-          <w:b w:val="0"/>
-          <w:bCs w:val="0"/>
-          <w:sz w:val="24"/>
-          <w:szCs w:val="24"/>
-          <w:lang w:val="en-US"/>
-        </w:rPr>
-      </w:pPr>
-      <w:r>
-        <w:rPr>
-          <w:rFonts w:hint="default" w:ascii="Arial" w:hAnsi="Arial" w:cs="Arial"/>
-          <w:b w:val="0"/>
-          <w:bCs w:val="0"/>
-          <w:sz w:val="24"/>
-          <w:szCs w:val="24"/>
-          <w:lang w:val="en-US"/>
-        </w:rPr>
-        <w:t>Opis korisnika…………………………………………………………………..…7</w:t>
-      </w:r>
-    </w:p>
-    <w:p>
-      <w:pPr>
-        <w:numPr>
-          <w:ilvl w:val="1"/>
-          <w:numId w:val="1"/>
-        </w:numPr>
-        <w:wordWrap/>
-        <w:ind w:left="720" w:leftChars="0" w:firstLine="0" w:firstLineChars="0"/>
-        <w:jc w:val="both"/>
-        <w:rPr>
-          <w:rFonts w:hint="default" w:ascii="Arial" w:hAnsi="Arial" w:cs="Arial"/>
-          <w:b w:val="0"/>
-          <w:bCs w:val="0"/>
-          <w:sz w:val="24"/>
-          <w:szCs w:val="24"/>
-          <w:lang w:val="en-US"/>
-        </w:rPr>
-      </w:pPr>
-      <w:r>
-        <w:rPr>
-          <w:rFonts w:hint="default" w:ascii="Arial" w:hAnsi="Arial" w:cs="Arial"/>
-          <w:b w:val="0"/>
-          <w:bCs w:val="0"/>
-          <w:sz w:val="24"/>
-          <w:szCs w:val="24"/>
-          <w:lang w:val="en-US"/>
-        </w:rPr>
-        <w:t>Opis potencijalnog tržišta</w:t>
-      </w:r>
-    </w:p>
-    <w:p>
-      <w:pPr>
-        <w:numPr>
-          <w:ilvl w:val="1"/>
-          <w:numId w:val="1"/>
-        </w:numPr>
-        <w:wordWrap/>
-        <w:ind w:left="720" w:leftChars="0" w:firstLine="0" w:firstLineChars="0"/>
-        <w:jc w:val="both"/>
-        <w:rPr>
-          <w:rFonts w:hint="default" w:ascii="Arial" w:hAnsi="Arial" w:cs="Arial"/>
-          <w:b w:val="0"/>
-          <w:bCs w:val="0"/>
-          <w:sz w:val="24"/>
-          <w:szCs w:val="24"/>
-          <w:lang w:val="en-US"/>
-        </w:rPr>
-      </w:pPr>
-      <w:r>
-        <w:rPr>
-          <w:rFonts w:hint="default" w:ascii="Arial" w:hAnsi="Arial" w:cs="Arial"/>
-          <w:b w:val="0"/>
-          <w:bCs w:val="0"/>
-          <w:sz w:val="24"/>
-          <w:szCs w:val="24"/>
-          <w:lang w:val="en-US"/>
-        </w:rPr>
-        <w:t>Profili korisnika</w:t>
-      </w:r>
-    </w:p>
-    <w:p>
-      <w:pPr>
-        <w:numPr>
-          <w:ilvl w:val="1"/>
-          <w:numId w:val="1"/>
-        </w:numPr>
-        <w:wordWrap/>
-        <w:ind w:left="720" w:leftChars="0" w:firstLine="0" w:firstLineChars="0"/>
-        <w:jc w:val="both"/>
-        <w:rPr>
-          <w:rFonts w:hint="default" w:ascii="Arial" w:hAnsi="Arial" w:cs="Arial"/>
-          <w:b w:val="0"/>
-          <w:bCs w:val="0"/>
-          <w:sz w:val="24"/>
-          <w:szCs w:val="24"/>
-          <w:lang w:val="en-US"/>
-        </w:rPr>
-      </w:pPr>
-      <w:r>
-        <w:rPr>
-          <w:rFonts w:hint="default" w:ascii="Arial" w:hAnsi="Arial" w:cs="Arial"/>
-          <w:b w:val="0"/>
-          <w:bCs w:val="0"/>
-          <w:sz w:val="24"/>
-          <w:szCs w:val="24"/>
-          <w:lang w:val="en-US"/>
-        </w:rPr>
-        <w:t>Opis okruženja</w:t>
-      </w:r>
-    </w:p>
-    <w:p>
-      <w:pPr>
-        <w:numPr>
-          <w:ilvl w:val="1"/>
-          <w:numId w:val="1"/>
-        </w:numPr>
-        <w:wordWrap/>
-        <w:ind w:left="720" w:leftChars="0" w:firstLine="0" w:firstLineChars="0"/>
-        <w:jc w:val="both"/>
-        <w:rPr>
-          <w:rFonts w:hint="default" w:ascii="Arial" w:hAnsi="Arial" w:cs="Arial"/>
-          <w:b w:val="0"/>
-          <w:bCs w:val="0"/>
-          <w:sz w:val="24"/>
-          <w:szCs w:val="24"/>
-          <w:lang w:val="en-US"/>
-        </w:rPr>
-      </w:pPr>
-      <w:r>
-        <w:rPr>
-          <w:rFonts w:hint="default" w:ascii="Arial" w:hAnsi="Arial" w:cs="Arial"/>
-          <w:b w:val="0"/>
-          <w:bCs w:val="0"/>
-          <w:sz w:val="24"/>
-          <w:szCs w:val="24"/>
-          <w:lang w:val="en-US"/>
-        </w:rPr>
-        <w:t>Osnovne potrebe korisnika</w:t>
-      </w:r>
-    </w:p>
-    <w:p>
-      <w:pPr>
-        <w:numPr>
-          <w:ilvl w:val="1"/>
-          <w:numId w:val="1"/>
-        </w:numPr>
-        <w:wordWrap/>
-        <w:ind w:left="720" w:leftChars="0" w:firstLine="0" w:firstLineChars="0"/>
-        <w:jc w:val="both"/>
-        <w:rPr>
-          <w:rFonts w:hint="default" w:ascii="Arial" w:hAnsi="Arial" w:cs="Arial"/>
-          <w:b w:val="0"/>
-          <w:bCs w:val="0"/>
-          <w:sz w:val="24"/>
-          <w:szCs w:val="24"/>
-          <w:lang w:val="en-US"/>
-        </w:rPr>
-      </w:pPr>
-      <w:r>
-        <w:rPr>
-          <w:rFonts w:hint="default" w:ascii="Arial" w:hAnsi="Arial" w:cs="Arial"/>
-          <w:b w:val="0"/>
-          <w:bCs w:val="0"/>
-          <w:sz w:val="24"/>
-          <w:szCs w:val="24"/>
-          <w:lang w:val="en-US"/>
-        </w:rPr>
-        <w:t>Alternative i konkurencija</w:t>
-      </w:r>
-    </w:p>
-    <w:p>
-      <w:pPr>
-        <w:numPr>
-          <w:ilvl w:val="0"/>
-          <w:numId w:val="0"/>
-        </w:numPr>
-        <w:wordWrap/>
-        <w:jc w:val="both"/>
-        <w:rPr>
-          <w:rFonts w:hint="default" w:ascii="Arial" w:hAnsi="Arial" w:cs="Arial"/>
-          <w:b w:val="0"/>
-          <w:bCs w:val="0"/>
-          <w:sz w:val="24"/>
-          <w:szCs w:val="24"/>
-          <w:lang w:val="en-US"/>
-        </w:rPr>
-      </w:pPr>
-    </w:p>
-    <w:p>
-      <w:pPr>
-        <w:numPr>
-          <w:ilvl w:val="0"/>
-          <w:numId w:val="1"/>
-        </w:numPr>
-        <w:wordWrap/>
-        <w:ind w:left="0" w:leftChars="0" w:firstLine="0" w:firstLineChars="0"/>
-        <w:jc w:val="both"/>
-        <w:rPr>
-          <w:rFonts w:hint="default" w:ascii="Arial" w:hAnsi="Arial" w:cs="Arial"/>
-          <w:b w:val="0"/>
-          <w:bCs w:val="0"/>
-          <w:sz w:val="24"/>
-          <w:szCs w:val="24"/>
-          <w:lang w:val="en-US"/>
-        </w:rPr>
-      </w:pPr>
-      <w:r>
-        <w:rPr>
-          <w:rFonts w:hint="default" w:ascii="Arial" w:hAnsi="Arial" w:cs="Arial"/>
-          <w:b w:val="0"/>
-          <w:bCs w:val="0"/>
-          <w:sz w:val="24"/>
-          <w:szCs w:val="24"/>
-          <w:lang w:val="en-US"/>
-        </w:rPr>
-        <w:t>Opis proizvoda……………………………………………………………………8</w:t>
-      </w:r>
-    </w:p>
-    <w:p>
-      <w:pPr>
-        <w:numPr>
-          <w:ilvl w:val="1"/>
-          <w:numId w:val="1"/>
-        </w:numPr>
-        <w:wordWrap/>
-        <w:ind w:left="720" w:leftChars="0" w:firstLine="0" w:firstLineChars="0"/>
-        <w:jc w:val="both"/>
-        <w:rPr>
-          <w:rFonts w:hint="default" w:ascii="Arial" w:hAnsi="Arial" w:cs="Arial"/>
-          <w:b w:val="0"/>
-          <w:bCs w:val="0"/>
-          <w:sz w:val="24"/>
-          <w:szCs w:val="24"/>
-          <w:lang w:val="en-US"/>
-        </w:rPr>
-      </w:pPr>
-      <w:r>
-        <w:rPr>
-          <w:rFonts w:hint="default" w:ascii="Arial" w:hAnsi="Arial" w:cs="Arial"/>
-          <w:b w:val="0"/>
-          <w:bCs w:val="0"/>
-          <w:sz w:val="24"/>
-          <w:szCs w:val="24"/>
-          <w:lang w:val="en-US"/>
-        </w:rPr>
-        <w:t>Perspektiva proizvoda</w:t>
-      </w:r>
-    </w:p>
-    <w:p>
-      <w:pPr>
-        <w:numPr>
-          <w:ilvl w:val="1"/>
-          <w:numId w:val="1"/>
-        </w:numPr>
-        <w:wordWrap/>
-        <w:ind w:left="720" w:leftChars="0" w:firstLine="0" w:firstLineChars="0"/>
-        <w:jc w:val="both"/>
-        <w:rPr>
-          <w:rFonts w:hint="default" w:ascii="Arial" w:hAnsi="Arial" w:cs="Arial"/>
-          <w:b w:val="0"/>
-          <w:bCs w:val="0"/>
-          <w:sz w:val="24"/>
-          <w:szCs w:val="24"/>
-          <w:lang w:val="en-US"/>
-        </w:rPr>
-      </w:pPr>
-      <w:r>
-        <w:rPr>
-          <w:rFonts w:hint="default" w:ascii="Arial" w:hAnsi="Arial" w:cs="Arial"/>
-          <w:b w:val="0"/>
-          <w:bCs w:val="0"/>
-          <w:sz w:val="24"/>
-          <w:szCs w:val="24"/>
-          <w:lang w:val="en-US"/>
-        </w:rPr>
-        <w:t>Pregled mogućnosti</w:t>
-      </w:r>
-    </w:p>
-    <w:p>
-      <w:pPr>
-        <w:numPr>
-          <w:ilvl w:val="1"/>
-          <w:numId w:val="1"/>
-        </w:numPr>
-        <w:wordWrap/>
-        <w:ind w:left="720" w:leftChars="0" w:firstLine="0" w:firstLineChars="0"/>
-        <w:jc w:val="both"/>
-        <w:rPr>
-          <w:rFonts w:hint="default" w:ascii="Arial" w:hAnsi="Arial" w:cs="Arial"/>
-          <w:b w:val="0"/>
-          <w:bCs w:val="0"/>
-          <w:sz w:val="24"/>
-          <w:szCs w:val="24"/>
-          <w:lang w:val="en-US"/>
-        </w:rPr>
-      </w:pPr>
-      <w:r>
-        <w:rPr>
-          <w:rFonts w:hint="default" w:ascii="Arial" w:hAnsi="Arial" w:cs="Arial"/>
-          <w:b w:val="0"/>
-          <w:bCs w:val="0"/>
-          <w:sz w:val="24"/>
-          <w:szCs w:val="24"/>
-          <w:lang w:val="en-US"/>
-        </w:rPr>
-        <w:t>Pretpostavke i zavisnosti</w:t>
-      </w:r>
-    </w:p>
-    <w:p>
-      <w:pPr>
-        <w:numPr>
-          <w:ilvl w:val="1"/>
-          <w:numId w:val="1"/>
-        </w:numPr>
-        <w:wordWrap/>
-        <w:ind w:left="720" w:leftChars="0" w:firstLine="0" w:firstLineChars="0"/>
-        <w:jc w:val="both"/>
-        <w:rPr>
-          <w:rFonts w:hint="default" w:ascii="Arial" w:hAnsi="Arial" w:cs="Arial"/>
-          <w:b w:val="0"/>
-          <w:bCs w:val="0"/>
-          <w:sz w:val="24"/>
-          <w:szCs w:val="24"/>
-          <w:lang w:val="en-US"/>
-        </w:rPr>
-      </w:pPr>
-      <w:r>
-        <w:rPr>
-          <w:rFonts w:hint="default" w:ascii="Arial" w:hAnsi="Arial" w:cs="Arial"/>
-          <w:b w:val="0"/>
-          <w:bCs w:val="0"/>
-          <w:sz w:val="24"/>
-          <w:szCs w:val="24"/>
-          <w:lang w:val="en-US"/>
-        </w:rPr>
-        <w:t>Cena</w:t>
-      </w:r>
-    </w:p>
-    <w:p>
-      <w:pPr>
-        <w:numPr>
-          <w:ilvl w:val="1"/>
-          <w:numId w:val="1"/>
-        </w:numPr>
-        <w:wordWrap/>
-        <w:ind w:left="720" w:leftChars="0" w:firstLine="0" w:firstLineChars="0"/>
-        <w:jc w:val="both"/>
-        <w:rPr>
-          <w:rFonts w:hint="default" w:ascii="Arial" w:hAnsi="Arial" w:cs="Arial"/>
-          <w:b w:val="0"/>
-          <w:bCs w:val="0"/>
-          <w:sz w:val="24"/>
-          <w:szCs w:val="24"/>
-          <w:lang w:val="en-US"/>
-        </w:rPr>
-      </w:pPr>
-      <w:r>
-        <w:rPr>
-          <w:rFonts w:hint="default" w:ascii="Arial" w:hAnsi="Arial" w:cs="Arial"/>
-          <w:b w:val="0"/>
-          <w:bCs w:val="0"/>
-          <w:sz w:val="24"/>
-          <w:szCs w:val="24"/>
-          <w:lang w:val="en-US"/>
-        </w:rPr>
-        <w:t>Licenciranje i instalacija</w:t>
-      </w:r>
-    </w:p>
-    <w:p>
-      <w:pPr>
-        <w:numPr>
-          <w:ilvl w:val="0"/>
-          <w:numId w:val="0"/>
-        </w:numPr>
-        <w:wordWrap/>
-        <w:ind w:left="720" w:leftChars="0"/>
-        <w:jc w:val="both"/>
-        <w:rPr>
-          <w:rFonts w:hint="default" w:ascii="Arial" w:hAnsi="Arial" w:cs="Arial"/>
-          <w:b w:val="0"/>
-          <w:bCs w:val="0"/>
-          <w:sz w:val="24"/>
-          <w:szCs w:val="24"/>
-          <w:lang w:val="en-US"/>
-        </w:rPr>
-      </w:pPr>
-    </w:p>
-    <w:p>
-      <w:pPr>
-        <w:numPr>
-          <w:ilvl w:val="0"/>
-          <w:numId w:val="1"/>
-        </w:numPr>
-        <w:wordWrap/>
-        <w:ind w:left="0" w:leftChars="0" w:firstLine="0" w:firstLineChars="0"/>
-        <w:jc w:val="both"/>
-        <w:rPr>
-          <w:rFonts w:hint="default" w:ascii="Arial" w:hAnsi="Arial" w:cs="Arial"/>
-          <w:b w:val="0"/>
-          <w:bCs w:val="0"/>
-          <w:sz w:val="24"/>
-          <w:szCs w:val="24"/>
-          <w:lang w:val="en-US"/>
-        </w:rPr>
-      </w:pPr>
-      <w:r>
-        <w:rPr>
-          <w:rFonts w:hint="default" w:ascii="Arial" w:hAnsi="Arial" w:cs="Arial"/>
-          <w:b w:val="0"/>
-          <w:bCs w:val="0"/>
-          <w:sz w:val="24"/>
-          <w:szCs w:val="24"/>
-          <w:lang w:val="en-US"/>
-        </w:rPr>
-        <w:t>Funkcionalni zahtevi……………………………………………………………10</w:t>
-      </w:r>
-    </w:p>
-    <w:p>
-      <w:pPr>
-        <w:numPr>
-          <w:ilvl w:val="1"/>
-          <w:numId w:val="1"/>
-        </w:numPr>
-        <w:wordWrap/>
-        <w:ind w:left="720" w:leftChars="0" w:firstLine="0" w:firstLineChars="0"/>
-        <w:jc w:val="both"/>
-        <w:rPr>
-          <w:rFonts w:hint="default" w:ascii="Arial" w:hAnsi="Arial" w:cs="Arial"/>
-          <w:b w:val="0"/>
-          <w:bCs w:val="0"/>
-          <w:sz w:val="24"/>
-          <w:szCs w:val="24"/>
-          <w:lang w:val="en-US"/>
-        </w:rPr>
-      </w:pPr>
-      <w:r>
-        <w:rPr>
-          <w:rFonts w:hint="default" w:ascii="Arial" w:hAnsi="Arial" w:eastAsia="Cambria" w:cs="Arial"/>
-          <w:sz w:val="24"/>
-          <w:szCs w:val="24"/>
-          <w:lang w:val="en"/>
-        </w:rPr>
-        <w:t>Autentikacija i korisnički nalozi</w:t>
-      </w:r>
-    </w:p>
-    <w:p>
-      <w:pPr>
-        <w:numPr>
-          <w:ilvl w:val="1"/>
-          <w:numId w:val="1"/>
-        </w:numPr>
-        <w:wordWrap/>
-        <w:ind w:left="720" w:leftChars="0" w:firstLine="0" w:firstLineChars="0"/>
-        <w:jc w:val="both"/>
-        <w:rPr>
-          <w:rFonts w:hint="default" w:ascii="Arial" w:hAnsi="Arial" w:cs="Arial"/>
-          <w:b w:val="0"/>
-          <w:bCs w:val="0"/>
-          <w:sz w:val="24"/>
-          <w:szCs w:val="24"/>
-          <w:lang w:val="en-US"/>
-        </w:rPr>
-      </w:pPr>
-      <w:r>
-        <w:rPr>
-          <w:rFonts w:hint="default" w:ascii="Arial" w:hAnsi="Arial" w:eastAsia="Cambria" w:cs="Arial"/>
-          <w:sz w:val="24"/>
-          <w:szCs w:val="24"/>
-          <w:lang w:val="en"/>
-        </w:rPr>
-        <w:t>Katalog filmova</w:t>
-      </w:r>
-    </w:p>
-    <w:p>
-      <w:pPr>
-        <w:numPr>
-          <w:ilvl w:val="1"/>
-          <w:numId w:val="1"/>
-        </w:numPr>
-        <w:wordWrap/>
-        <w:ind w:left="720" w:leftChars="0" w:firstLine="0" w:firstLineChars="0"/>
-        <w:jc w:val="both"/>
-        <w:rPr>
-          <w:rFonts w:hint="default" w:ascii="Arial" w:hAnsi="Arial" w:cs="Arial"/>
-          <w:b w:val="0"/>
-          <w:bCs w:val="0"/>
-          <w:sz w:val="24"/>
-          <w:szCs w:val="24"/>
-          <w:lang w:val="en-US"/>
-        </w:rPr>
-      </w:pPr>
-      <w:r>
-        <w:rPr>
-          <w:rFonts w:hint="default" w:ascii="Arial" w:hAnsi="Arial" w:eastAsia="Cambria" w:cs="Arial"/>
-          <w:sz w:val="24"/>
-          <w:szCs w:val="24"/>
-          <w:lang w:val="en-US"/>
-        </w:rPr>
-        <w:t>Sale I projekcije</w:t>
-      </w:r>
-    </w:p>
-    <w:p>
-      <w:pPr>
-        <w:numPr>
-          <w:ilvl w:val="1"/>
-          <w:numId w:val="1"/>
-        </w:numPr>
-        <w:wordWrap/>
-        <w:ind w:left="720" w:leftChars="0" w:firstLine="0" w:firstLineChars="0"/>
-        <w:jc w:val="both"/>
-        <w:rPr>
-          <w:rFonts w:hint="default" w:ascii="Arial" w:hAnsi="Arial" w:cs="Arial"/>
-          <w:b w:val="0"/>
-          <w:bCs w:val="0"/>
-          <w:sz w:val="24"/>
-          <w:szCs w:val="24"/>
-          <w:lang w:val="en-US"/>
-        </w:rPr>
-      </w:pPr>
-      <w:r>
-        <w:rPr>
-          <w:rFonts w:hint="default" w:ascii="Arial" w:hAnsi="Arial" w:eastAsia="Cambria" w:cs="Arial"/>
-          <w:sz w:val="24"/>
-          <w:szCs w:val="24"/>
-          <w:lang w:val="en-US"/>
-        </w:rPr>
-        <w:t>Mapa sedišta i rezervacija</w:t>
-      </w:r>
-    </w:p>
-    <w:p>
-      <w:pPr>
-        <w:numPr>
-          <w:ilvl w:val="1"/>
-          <w:numId w:val="1"/>
-        </w:numPr>
-        <w:wordWrap/>
-        <w:ind w:left="720" w:leftChars="0" w:firstLine="0" w:firstLineChars="0"/>
-        <w:jc w:val="both"/>
-        <w:rPr>
-          <w:rFonts w:hint="default" w:ascii="Arial" w:hAnsi="Arial" w:cs="Arial"/>
-          <w:b w:val="0"/>
-          <w:bCs w:val="0"/>
-          <w:sz w:val="24"/>
-          <w:szCs w:val="24"/>
-          <w:lang w:val="en-US"/>
-        </w:rPr>
-      </w:pPr>
-      <w:r>
-        <w:rPr>
-          <w:rFonts w:hint="default" w:ascii="Arial" w:hAnsi="Arial" w:eastAsia="Cambria" w:cs="Arial"/>
-          <w:sz w:val="24"/>
-          <w:szCs w:val="24"/>
-          <w:lang w:val="en-US"/>
-        </w:rPr>
-        <w:t>Potvrda rezervacije</w:t>
-      </w:r>
-    </w:p>
-    <w:p>
-      <w:pPr>
-        <w:numPr>
-          <w:ilvl w:val="1"/>
-          <w:numId w:val="1"/>
-        </w:numPr>
-        <w:wordWrap/>
-        <w:ind w:left="720" w:leftChars="0" w:firstLine="0" w:firstLineChars="0"/>
-        <w:jc w:val="both"/>
-        <w:rPr>
-          <w:rFonts w:hint="default" w:ascii="Arial" w:hAnsi="Arial" w:cs="Arial"/>
-          <w:b w:val="0"/>
-          <w:bCs w:val="0"/>
-          <w:sz w:val="24"/>
-          <w:szCs w:val="24"/>
-          <w:lang w:val="en-US"/>
-        </w:rPr>
-      </w:pPr>
-      <w:r>
-        <w:rPr>
-          <w:rFonts w:hint="default" w:ascii="Arial" w:hAnsi="Arial" w:cs="Arial"/>
-          <w:b w:val="0"/>
-          <w:bCs w:val="0"/>
-          <w:sz w:val="24"/>
-          <w:szCs w:val="24"/>
-          <w:lang w:val="en-US"/>
-        </w:rPr>
-        <w:t>Overa / otkazivanje</w:t>
-      </w:r>
-    </w:p>
-    <w:p>
-      <w:pPr>
-        <w:numPr>
-          <w:ilvl w:val="1"/>
-          <w:numId w:val="1"/>
-        </w:numPr>
-        <w:wordWrap/>
-        <w:ind w:left="720" w:leftChars="0" w:firstLine="0" w:firstLineChars="0"/>
-        <w:jc w:val="both"/>
-        <w:rPr>
-          <w:rFonts w:hint="default" w:ascii="Arial" w:hAnsi="Arial" w:cs="Arial"/>
-          <w:b w:val="0"/>
-          <w:bCs w:val="0"/>
-          <w:sz w:val="24"/>
-          <w:szCs w:val="24"/>
-          <w:lang w:val="en-US"/>
-        </w:rPr>
-      </w:pPr>
-      <w:r>
-        <w:rPr>
-          <w:rFonts w:hint="default" w:ascii="Arial" w:hAnsi="Arial" w:cs="Arial"/>
-          <w:b w:val="0"/>
-          <w:bCs w:val="0"/>
-          <w:sz w:val="24"/>
-          <w:szCs w:val="24"/>
-          <w:lang w:val="en-US"/>
-        </w:rPr>
-        <w:t>Izveštaji i administracija</w:t>
-      </w:r>
-    </w:p>
-    <w:p>
-      <w:pPr>
-        <w:numPr>
-          <w:ilvl w:val="1"/>
-          <w:numId w:val="1"/>
-        </w:numPr>
-        <w:wordWrap/>
-        <w:ind w:left="720" w:leftChars="0" w:firstLine="0" w:firstLineChars="0"/>
-        <w:jc w:val="both"/>
-        <w:rPr>
-          <w:rFonts w:hint="default" w:ascii="Arial" w:hAnsi="Arial" w:cs="Arial"/>
-          <w:b w:val="0"/>
-          <w:bCs w:val="0"/>
-          <w:sz w:val="24"/>
-          <w:szCs w:val="24"/>
-          <w:lang w:val="en-US"/>
-        </w:rPr>
-      </w:pPr>
-      <w:r>
-        <w:rPr>
-          <w:rFonts w:hint="default" w:ascii="Arial" w:hAnsi="Arial" w:cs="Arial"/>
-          <w:b w:val="0"/>
-          <w:bCs w:val="0"/>
-          <w:sz w:val="24"/>
-          <w:szCs w:val="24"/>
-          <w:lang w:val="en-US"/>
-        </w:rPr>
-        <w:t>Notifikacije</w:t>
-      </w:r>
     </w:p>
     <w:p>
       <w:pPr>
@@ -3566,7 +3599,7 @@
           <w:szCs w:val="24"/>
           <w:lang w:val="en-US"/>
         </w:rPr>
-        <w:t>BnB Cinema omogućava korisnicima efikasan pregled filmova, pretragu i filtriranje po žanru/danu/naslovu/režiseru, prikaz dostupnosti sedišta u realnom vremenu i kreiranje rezervacije sa e-mail potvrdom. Registrovanim korisnicima sistem pruža uvid u istoriju rezervacija i upravljanje profilom.</w:t>
+        <w:t>BnB Cinema omogućava korisnicima efikasan pregled filmova, pretragu i filtriranje po žanru/danu/naslovu/režiseru, prikaz dostupnosti sedišta u realnom vremenu i kreiranje rezervacije uz koju je moguće dobiti I određene pogodnosti. Registrovanim korisnicima sistem pruža uvid u istoriju rezervacija i upravljanje profilom.</w:t>
       </w:r>
     </w:p>
     <w:p>
@@ -3596,7 +3629,7 @@
           <w:szCs w:val="24"/>
           <w:lang w:val="en-US"/>
         </w:rPr>
-        <w:t>Administratorski deo sistema omogućava upravljanje filmovima, salama, sedištima, projekcijama i cenovnikom/popustima, kao i osnovne izveštaje o popunjenosti projekcija.</w:t>
+        <w:t>Administratorski deo sistema omogućava upravljanje filmovima, salama, sedištima, projekcijama i cenovnikom/popustima.</w:t>
       </w:r>
     </w:p>
     <w:p>
@@ -3832,7 +3865,7 @@
           <w:szCs w:val="24"/>
           <w:lang w:val="en-US"/>
         </w:rPr>
-        <w:t>Projekat predstavlja zvanični web portal bioskop koji omogućava pregled repertoara, pretragu i filtriranje filmova/termina, vizuelni izbor sedišta i online rezervaciju sa prikazom cena (uplata na blagajni). Cilj je da se posetiocima omogući brza i tačna informacija o popunjenosti sala, a osoblju lakše planiranje i administracija. Postojeće stranice kod sličnih portala bioskopa obično nude samo osnovne informacije (naslovi i termini) bez real-time dostupnosti sedišta i bez vođenja rezervacija. Promene su moguće isključivo ručno i često kasne, što dovodi do nepotpunih informacija i gužvi na blagajni. BnB Cinema uvodi jedinstven prikaz projekcija i statusa sedišta u realnom vremenu, uz e-mail potvrdu rezervacije.</w:t>
+        <w:t>Projekat predstavlja zvanični web portal bioskopa koji omogućava pregled repertoara, pretragu i filtriranje filmova/termina, vizuelni izbor sedišta, sale za projekciju i online rezervaciju sa prikazom cena (uplata na blagajni). Cilj je da se posetiocima omogući brza i tačna informacija o popunjenosti sala, a osoblju lakše planiranje i administracija. Postojeće stranice kod sličnih portala bioskopa obično nude samo osnovne informacije (naslovi i termini) bez real-time dostupnosti sedišta i bez vođenja rezervacija. Promene su moguće isključivo ručno i često kasne, što dovodi do nepotpunih informacija i gužvi na blagajni. BnB Cinema uvodi jedinstven prikaz projekcija i statusa sedišta u svim salama bioskopa u realnom vremenu.</w:t>
       </w:r>
     </w:p>
     <w:p>
@@ -4542,7 +4575,7 @@
                 <w:rFonts w:hint="default" w:ascii="Arial" w:hAnsi="Arial" w:cs="Arial"/>
                 <w:lang w:val="en-US"/>
               </w:rPr>
-              <w:t xml:space="preserve"> pregled filmova i termina projekcija, interaktivnu mapu sedišta, online rezervaciju i potvrdu rezervacije.</w:t>
+              <w:t xml:space="preserve"> pregled filmova i termina projekcija, interaktivnu mapu sedišta, mogućnost odabira sale, online rezervaciju karata i potvrdu rezervacije.</w:t>
             </w:r>
           </w:p>
         </w:tc>
@@ -4609,7 +4642,7 @@
                 <w:rFonts w:hint="default" w:ascii="Arial" w:hAnsi="Arial" w:cs="Arial"/>
                 <w:lang w:val="en-US"/>
               </w:rPr>
-              <w:t>statičkih sajtova, objava na mrežama i postera koji su bez real-time dostupnosti sedišta I centralne administracije.</w:t>
+              <w:t>statičkih sajtova, objava na mrežama i postera koji su bez real-time dostupnosti sedišta i centralne administracije.</w:t>
             </w:r>
           </w:p>
         </w:tc>
@@ -4784,7 +4817,7 @@
           <w:szCs w:val="24"/>
           <w:lang w:val="en-US"/>
         </w:rPr>
-        <w:t>U ovom odeljku opisani su korisnici sistema BnB Cinema. Postoje 4 tipa korisnika: administrator, blagajnik, registrovani korisnik i posetilac portala.</w:t>
+        <w:t>U ovom odeljku opisani su korisnici sistema BnB Cinema. Postoje 3 tipa korisnika: administrator, registrovani korisnik i posetilac portala.</w:t>
       </w:r>
     </w:p>
     <w:p>
@@ -4919,7 +4952,7 @@
           <w:szCs w:val="24"/>
           <w:lang w:val="en-US"/>
         </w:rPr>
-        <w:t>Podešava sistem, upravlja nalozima, salama, sedištima, filmovima, projekcijama kao i cenovnikom.</w:t>
+        <w:t>Podešava sistem, upravlja nalozima, salama, sedištima, filmovima (dodaje i uklanja filmove), projekcijama kao i cenovnikom.</w:t>
       </w:r>
     </w:p>
     <w:p>
@@ -4977,7 +5010,7 @@
           <w:u w:val="single"/>
           <w:lang w:val="en-US"/>
         </w:rPr>
-        <w:t>Blagajnik:</w:t>
+        <w:t>Registrovani korisnik:</w:t>
       </w:r>
     </w:p>
     <w:p>
@@ -5003,7 +5036,7 @@
           <w:szCs w:val="24"/>
           <w:lang w:val="en-US"/>
         </w:rPr>
-        <w:t>Pregled projekcija i rezervacija, kao i ručno izdavanje/otkazivanje rezervacija nakon uplate na blagajni.</w:t>
+        <w:t>Prijava/registracija, pregled repertoara, interaktivni izbor sedišta, kreiranje i upravljanje sopstvenim rezervacijama.</w:t>
       </w:r>
     </w:p>
     <w:p>
@@ -5029,7 +5062,7 @@
           <w:szCs w:val="24"/>
           <w:lang w:val="en-US"/>
         </w:rPr>
-        <w:t>Uvid u osnovne izveštaje (popunjenost po projekcijama).</w:t>
+        <w:t>Prikaz ukupne cene pre potvrde (bez online plaćanja).</w:t>
       </w:r>
     </w:p>
     <w:p>
@@ -5061,90 +5094,6 @@
           <w:u w:val="single"/>
           <w:lang w:val="en-US"/>
         </w:rPr>
-        <w:t>Registrovani korisnik:</w:t>
-      </w:r>
-    </w:p>
-    <w:p>
-      <w:pPr>
-        <w:numPr>
-          <w:ilvl w:val="0"/>
-          <w:numId w:val="4"/>
-        </w:numPr>
-        <w:spacing w:beforeLines="0" w:after="200" w:afterLines="0" w:line="276" w:lineRule="auto"/>
-        <w:ind w:left="420" w:leftChars="0" w:hanging="420" w:firstLineChars="0"/>
-        <w:jc w:val="both"/>
-        <w:rPr>
-          <w:rFonts w:hint="default" w:ascii="Arial" w:hAnsi="Arial" w:eastAsia="Cambria" w:cs="Arial"/>
-          <w:sz w:val="24"/>
-          <w:szCs w:val="24"/>
-          <w:lang w:val="en-US"/>
-        </w:rPr>
-      </w:pPr>
-      <w:r>
-        <w:rPr>
-          <w:rFonts w:hint="default" w:ascii="Arial" w:hAnsi="Arial" w:eastAsia="Cambria" w:cs="Arial"/>
-          <w:sz w:val="24"/>
-          <w:szCs w:val="24"/>
-          <w:lang w:val="en-US"/>
-        </w:rPr>
-        <w:t>Prijava/registracija, pregled repertoara, interaktivni izbor sedišta, kreiranje i upravljanje sopstvenim rezervacijama, e-mail potvrde rezervacije.</w:t>
-      </w:r>
-    </w:p>
-    <w:p>
-      <w:pPr>
-        <w:numPr>
-          <w:ilvl w:val="0"/>
-          <w:numId w:val="4"/>
-        </w:numPr>
-        <w:spacing w:beforeLines="0" w:after="200" w:afterLines="0" w:line="276" w:lineRule="auto"/>
-        <w:ind w:left="420" w:leftChars="0" w:hanging="420" w:firstLineChars="0"/>
-        <w:jc w:val="both"/>
-        <w:rPr>
-          <w:rFonts w:hint="default" w:ascii="Arial" w:hAnsi="Arial" w:eastAsia="Cambria" w:cs="Arial"/>
-          <w:sz w:val="24"/>
-          <w:szCs w:val="24"/>
-          <w:lang w:val="en-US"/>
-        </w:rPr>
-      </w:pPr>
-      <w:r>
-        <w:rPr>
-          <w:rFonts w:hint="default" w:ascii="Arial" w:hAnsi="Arial" w:eastAsia="Cambria" w:cs="Arial"/>
-          <w:sz w:val="24"/>
-          <w:szCs w:val="24"/>
-          <w:lang w:val="en-US"/>
-        </w:rPr>
-        <w:t>Prikaz ukupne cene pre potvrde (bez online plaćanja).</w:t>
-      </w:r>
-    </w:p>
-    <w:p>
-      <w:pPr>
-        <w:numPr>
-          <w:ilvl w:val="0"/>
-          <w:numId w:val="0"/>
-        </w:numPr>
-        <w:spacing w:beforeLines="0" w:after="200" w:afterLines="0" w:line="276" w:lineRule="auto"/>
-        <w:ind w:leftChars="0"/>
-        <w:jc w:val="both"/>
-        <w:rPr>
-          <w:rFonts w:hint="default" w:ascii="Arial" w:hAnsi="Arial" w:eastAsia="Cambria" w:cs="Arial"/>
-          <w:b/>
-          <w:bCs/>
-          <w:sz w:val="24"/>
-          <w:szCs w:val="24"/>
-          <w:u w:val="single"/>
-          <w:lang w:val="en-US"/>
-        </w:rPr>
-      </w:pPr>
-      <w:r>
-        <w:rPr>
-          <w:rFonts w:hint="default" w:ascii="Arial" w:hAnsi="Arial" w:eastAsia="Cambria" w:cs="Arial"/>
-          <w:b/>
-          <w:bCs/>
-          <w:sz w:val="24"/>
-          <w:szCs w:val="24"/>
-          <w:u w:val="single"/>
-          <w:lang w:val="en-US"/>
-        </w:rPr>
         <w:t>Posetilac portala (neregistrovan):</w:t>
       </w:r>
     </w:p>
@@ -5301,7 +5250,7 @@
           <w:szCs w:val="24"/>
           <w:lang w:val="en-US"/>
         </w:rPr>
-        <w:t>2. Jednostavna online rezervacija sa jasnim prikazom ukupne cene i e-mail potvrdom(uplata na blagajni).</w:t>
+        <w:t>2. Jednostavna online rezervacija sa jasnim prikazom ukupne cene sa uračunatim popustom - ukoliko on u tom trenutku postoji(uplata na blagajni).</w:t>
       </w:r>
     </w:p>
     <w:p>
@@ -5353,7 +5302,7 @@
           <w:szCs w:val="24"/>
           <w:lang w:val="en-US"/>
         </w:rPr>
-        <w:t>4. Jednostavna administracija filmova, sala, projekcija i cenovnika; osnovni izveštaji o popunjenosti.</w:t>
+        <w:t>4. Jednostavna administracija filmova, sala, projekcija i cenovnika.</w:t>
       </w:r>
     </w:p>
     <w:p>
@@ -5419,8 +5368,6 @@
         <w:jc w:val="both"/>
         <w:rPr>
           <w:rFonts w:hint="default" w:ascii="Arial" w:hAnsi="Arial" w:eastAsia="Cambria" w:cs="Arial"/>
-          <w:b/>
-          <w:bCs/>
           <w:sz w:val="24"/>
           <w:szCs w:val="24"/>
           <w:lang w:val="en-US"/>
@@ -6128,7 +6075,6 @@
                                   <w:numId w:val="5"/>
                                 </w:numPr>
                                 <w:rPr>
-                                  <w:b/>
                                   <w:lang w:val="sr-Latn-CS"/>
                                 </w:rPr>
                               </w:pPr>
@@ -6155,49 +6101,10 @@
                                 <w:rPr>
                                   <w:rFonts w:hint="default"/>
                                   <w:b/>
-                                  <w:lang w:val="en-US"/>
-                                </w:rPr>
-                                <w:t>blagajnik</w:t>
-                              </w:r>
-                            </w:p>
-                            <w:p>
-                              <w:pPr>
-                                <w:numPr>
-                                  <w:ilvl w:val="0"/>
-                                  <w:numId w:val="5"/>
-                                </w:numPr>
-                                <w:rPr>
-                                  <w:b/>
-                                  <w:bCs/>
-                                  <w:lang w:val="sr-Latn-CS"/>
-                                </w:rPr>
-                              </w:pPr>
-                              <w:r>
-                                <w:rPr>
-                                  <w:rFonts w:hint="default"/>
-                                  <w:b/>
                                   <w:bCs/>
                                   <w:lang w:val="en-US"/>
                                 </w:rPr>
                                 <w:t>administrator</w:t>
-                              </w:r>
-                            </w:p>
-                            <w:p>
-                              <w:pPr>
-                                <w:numPr>
-                                  <w:ilvl w:val="0"/>
-                                  <w:numId w:val="5"/>
-                                </w:numPr>
-                                <w:rPr>
-                                  <w:lang w:val="sr-Latn-CS"/>
-                                </w:rPr>
-                              </w:pPr>
-                              <w:r>
-                                <w:rPr>
-                                  <w:b/>
-                                  <w:lang w:val="sr-Latn-CS"/>
-                                </w:rPr>
-                                <w:t>posetioci</w:t>
                               </w:r>
                             </w:p>
                           </w:txbxContent>
@@ -6446,7 +6353,6 @@
                             <w:numId w:val="5"/>
                           </w:numPr>
                           <w:rPr>
-                            <w:b/>
                             <w:lang w:val="sr-Latn-CS"/>
                           </w:rPr>
                         </w:pPr>
@@ -6473,49 +6379,10 @@
                           <w:rPr>
                             <w:rFonts w:hint="default"/>
                             <w:b/>
-                            <w:lang w:val="en-US"/>
-                          </w:rPr>
-                          <w:t>blagajnik</w:t>
-                        </w:r>
-                      </w:p>
-                      <w:p>
-                        <w:pPr>
-                          <w:numPr>
-                            <w:ilvl w:val="0"/>
-                            <w:numId w:val="5"/>
-                          </w:numPr>
-                          <w:rPr>
-                            <w:b/>
-                            <w:bCs/>
-                            <w:lang w:val="sr-Latn-CS"/>
-                          </w:rPr>
-                        </w:pPr>
-                        <w:r>
-                          <w:rPr>
-                            <w:rFonts w:hint="default"/>
-                            <w:b/>
                             <w:bCs/>
                             <w:lang w:val="en-US"/>
                           </w:rPr>
                           <w:t>administrator</w:t>
-                        </w:r>
-                      </w:p>
-                      <w:p>
-                        <w:pPr>
-                          <w:numPr>
-                            <w:ilvl w:val="0"/>
-                            <w:numId w:val="5"/>
-                          </w:numPr>
-                          <w:rPr>
-                            <w:lang w:val="sr-Latn-CS"/>
-                          </w:rPr>
-                        </w:pPr>
-                        <w:r>
-                          <w:rPr>
-                            <w:b/>
-                            <w:lang w:val="sr-Latn-CS"/>
-                          </w:rPr>
-                          <w:t>posetioci</w:t>
                         </w:r>
                       </w:p>
                     </w:txbxContent>
@@ -7476,7 +7343,7 @@
                 <w:rFonts w:hint="default" w:ascii="Arial" w:hAnsi="Arial" w:cs="Arial"/>
                 <w:lang w:val="en-US"/>
               </w:rPr>
-              <w:t>Interaktivna mapa sedišta sa stasusima (slobodno/rezervisano).</w:t>
+              <w:t>Interaktivna mapa sedišta u svakoj sali sa stasusima (slobodno/rezervisano).</w:t>
             </w:r>
           </w:p>
         </w:tc>
@@ -7604,7 +7471,7 @@
                 <w:rFonts w:hint="default" w:ascii="Arial" w:hAnsi="Arial" w:cs="Arial"/>
                 <w:lang w:val="en-US"/>
               </w:rPr>
-              <w:t>Izveštaji o popunjenosti po projekciji, istorija rezervacija, evidencija otkazivanja.</w:t>
+              <w:t>Mogućnost provere popunjenosti po projekciji, istorija rezervacija, evidencija otkazivanja.</w:t>
             </w:r>
           </w:p>
         </w:tc>
@@ -7668,7 +7535,7 @@
                 <w:rFonts w:hint="default" w:ascii="Arial" w:hAnsi="Arial" w:cs="Arial"/>
                 <w:lang w:val="en-US"/>
               </w:rPr>
-              <w:t>Web klijent bez instalacije (preko desktop/mobilnih pregledača) ima pristup I uvid u ažuriranje sa bilo koje lokacije.</w:t>
+              <w:t>Web klijent bez instalacije (preko desktop/mobilnih pregledača) ima pristup i uvid u ažuriranje sa bilo koje lokacije.</w:t>
             </w:r>
           </w:p>
         </w:tc>
@@ -8053,7 +7920,7 @@
           <w:szCs w:val="24"/>
           <w:lang w:val="en-US"/>
         </w:rPr>
-        <w:t>Razvoj je bez komercijalne naknade (projekat). Operativni troškovi obuhvataju hosting/server, domen i e-poštu. Online plaćanje nije podržano (nema gateway troškova). Ukupan budžet inicijalne postavke ograničen je na 180.000 RSD.</w:t>
+        <w:t>Razvoj je bez komercijalne naknade (projekat). Operativni troškovi obuhvataju hosting/server, domen i e-poštu. Online plaćanje nije podržano (nema gateway troškova). Ukupan budžet inicijalne postavke ograničen je na 200.000 RSD.</w:t>
       </w:r>
     </w:p>
     <w:p>
@@ -8530,7 +8397,7 @@
           <w:szCs w:val="24"/>
           <w:lang w:val="en-US"/>
         </w:rPr>
-        <w:t>U ovom odeljku su definisane osnovne funkcionalnosti sistema BnB Cinema koje je potrebno implementirati da bi se zadovoljile potrebe korisnika (posetilac, registrovani korisnik, blagajnik, administrator).</w:t>
+        <w:t>U ovom odeljku su definisane osnovne funkcionalnosti sistema BnB Cinema koje je potrebno implementirati da bi se zadovoljile potrebe korisnika (posetilac, registrovani korisnik, administrator).</w:t>
       </w:r>
     </w:p>
     <w:p>
@@ -8903,7 +8770,7 @@
           <w:szCs w:val="24"/>
           <w:lang w:val="en-US"/>
         </w:rPr>
-        <w:t>Prikaz cenovnika po projekciji (vrsta karte na osnovu odabira pozicije sedišta).</w:t>
+        <w:t>Prikaz cenovnika po projekciji (vrsta karte na osnovu odabira pozicije sedišta + aktuelni popust).</w:t>
       </w:r>
     </w:p>
     <w:p>
@@ -9393,7 +9260,7 @@
           <w:szCs w:val="24"/>
           <w:lang w:val="en-US"/>
         </w:rPr>
-        <w:t>7.6 Overa ulaska i izdavanje karte (blagajnik):</w:t>
+        <w:t>7.6 Administracija (administrator):</w:t>
       </w:r>
     </w:p>
     <w:p>
@@ -9442,7 +9309,7 @@
           <w:szCs w:val="24"/>
           <w:lang w:val="en-US"/>
         </w:rPr>
-        <w:t>Evidencija da je korisnik preuzeo kartu i izvršio uplatu na blagajni.</w:t>
+        <w:t>CRUD nad filmovima, salama, sedištima i projekcijama.</w:t>
       </w:r>
     </w:p>
     <w:p>
@@ -9491,7 +9358,7 @@
           <w:szCs w:val="24"/>
           <w:lang w:val="en-US"/>
         </w:rPr>
-        <w:t>Mogućnost ručnog otkazivanja/izdavanja u izuzetnim slučajevima.</w:t>
+        <w:t>Upravljanje cenovnikom i popustima (-15% na sve projekcije koje se održavaju utorkom).</w:t>
       </w:r>
     </w:p>
     <w:p>
@@ -9517,6 +9384,55 @@
       <w:pPr>
         <w:numPr>
           <w:ilvl w:val="0"/>
+          <w:numId w:val="8"/>
+        </w:numPr>
+        <w:wordWrap/>
+        <w:ind w:left="420" w:leftChars="0" w:hanging="420" w:firstLineChars="0"/>
+        <w:jc w:val="both"/>
+        <w:rPr>
+          <w:rFonts w:hint="default" w:ascii="Arial" w:hAnsi="Arial" w:cs="Arial"/>
+          <w:i w:val="0"/>
+          <w:iCs w:val="0"/>
+          <w:sz w:val="24"/>
+          <w:szCs w:val="24"/>
+          <w:lang w:val="en-US"/>
+        </w:rPr>
+      </w:pPr>
+      <w:r>
+        <w:rPr>
+          <w:rFonts w:hint="default" w:ascii="Arial" w:hAnsi="Arial" w:cs="Arial"/>
+          <w:i w:val="0"/>
+          <w:iCs w:val="0"/>
+          <w:sz w:val="24"/>
+          <w:szCs w:val="24"/>
+          <w:lang w:val="en-US"/>
+        </w:rPr>
+        <w:t>Upravljanje korisničkim nalozima i ulogama (administrator, korisnik).</w:t>
+      </w:r>
+    </w:p>
+    <w:p>
+      <w:pPr>
+        <w:numPr>
+          <w:ilvl w:val="0"/>
+          <w:numId w:val="0"/>
+        </w:numPr>
+        <w:wordWrap/>
+        <w:ind w:leftChars="0"/>
+        <w:jc w:val="both"/>
+        <w:rPr>
+          <w:rFonts w:hint="default" w:ascii="Arial" w:hAnsi="Arial" w:cs="Arial"/>
+          <w:i w:val="0"/>
+          <w:iCs w:val="0"/>
+          <w:sz w:val="24"/>
+          <w:szCs w:val="24"/>
+          <w:lang w:val="en-US"/>
+        </w:rPr>
+      </w:pPr>
+    </w:p>
+    <w:p>
+      <w:pPr>
+        <w:numPr>
+          <w:ilvl w:val="0"/>
           <w:numId w:val="0"/>
         </w:numPr>
         <w:wordWrap/>
@@ -9540,7 +9456,7 @@
           <w:szCs w:val="24"/>
           <w:lang w:val="en-US"/>
         </w:rPr>
-        <w:t>7.7 Administracija (administrator):</w:t>
+        <w:t>7.7 Korisnički profil i istorija:</w:t>
       </w:r>
     </w:p>
     <w:p>
@@ -9589,7 +9505,37 @@
           <w:szCs w:val="24"/>
           <w:lang w:val="en-US"/>
         </w:rPr>
-        <w:t>CRUD nad filmovima, salama, sedištima i projekcijama.</w:t>
+        <w:t>Pregled ličnih podataka i izmena profila (izmena lozinke/korisničkog imena).</w:t>
+      </w:r>
+    </w:p>
+    <w:p>
+      <w:pPr>
+        <w:numPr>
+          <w:ilvl w:val="0"/>
+          <w:numId w:val="8"/>
+        </w:numPr>
+        <w:wordWrap/>
+        <w:ind w:left="420" w:leftChars="0" w:hanging="420" w:firstLineChars="0"/>
+        <w:jc w:val="both"/>
+        <w:rPr>
+          <w:rFonts w:hint="default" w:ascii="Arial" w:hAnsi="Arial" w:cs="Arial"/>
+          <w:i w:val="0"/>
+          <w:iCs w:val="0"/>
+          <w:sz w:val="24"/>
+          <w:szCs w:val="24"/>
+          <w:lang w:val="en-US"/>
+        </w:rPr>
+      </w:pPr>
+      <w:r>
+        <w:rPr>
+          <w:rFonts w:hint="default" w:ascii="Arial" w:hAnsi="Arial" w:cs="Arial"/>
+          <w:i w:val="0"/>
+          <w:iCs w:val="0"/>
+          <w:sz w:val="24"/>
+          <w:szCs w:val="24"/>
+          <w:lang w:val="en-US"/>
+        </w:rPr>
+        <w:t>Istorija rezervacija(aktivna, otkazana, iskoriščena).</w:t>
       </w:r>
     </w:p>
     <w:p>
@@ -9615,6 +9561,55 @@
       <w:pPr>
         <w:numPr>
           <w:ilvl w:val="0"/>
+          <w:numId w:val="0"/>
+        </w:numPr>
+        <w:wordWrap/>
+        <w:ind w:leftChars="0" w:firstLine="720" w:firstLineChars="0"/>
+        <w:jc w:val="both"/>
+        <w:rPr>
+          <w:rFonts w:hint="default" w:ascii="Arial Black" w:hAnsi="Arial Black" w:cs="Arial Black"/>
+          <w:i w:val="0"/>
+          <w:iCs w:val="0"/>
+          <w:sz w:val="24"/>
+          <w:szCs w:val="24"/>
+          <w:lang w:val="en-US"/>
+        </w:rPr>
+      </w:pPr>
+      <w:r>
+        <w:rPr>
+          <w:rFonts w:hint="default" w:ascii="Arial Black" w:hAnsi="Arial Black" w:cs="Arial Black"/>
+          <w:i w:val="0"/>
+          <w:iCs w:val="0"/>
+          <w:sz w:val="24"/>
+          <w:szCs w:val="24"/>
+          <w:lang w:val="en-US"/>
+        </w:rPr>
+        <w:t>7.8 Izveštaji i evidencije</w:t>
+      </w:r>
+    </w:p>
+    <w:p>
+      <w:pPr>
+        <w:numPr>
+          <w:ilvl w:val="0"/>
+          <w:numId w:val="0"/>
+        </w:numPr>
+        <w:wordWrap/>
+        <w:ind w:leftChars="0"/>
+        <w:jc w:val="both"/>
+        <w:rPr>
+          <w:rFonts w:hint="default" w:ascii="Arial" w:hAnsi="Arial" w:cs="Arial"/>
+          <w:i w:val="0"/>
+          <w:iCs w:val="0"/>
+          <w:sz w:val="24"/>
+          <w:szCs w:val="24"/>
+          <w:lang w:val="en-US"/>
+        </w:rPr>
+      </w:pPr>
+    </w:p>
+    <w:p>
+      <w:pPr>
+        <w:numPr>
+          <w:ilvl w:val="0"/>
           <w:numId w:val="8"/>
         </w:numPr>
         <w:wordWrap/>
@@ -9638,435 +9633,12 @@
           <w:szCs w:val="24"/>
           <w:lang w:val="en-US"/>
         </w:rPr>
-        <w:t>Upravljanje cenovnikom i popustima (akcije, promo-kodovi – opcionalno).</w:t>
-      </w:r>
-    </w:p>
-    <w:p>
-      <w:pPr>
-        <w:numPr>
-          <w:ilvl w:val="0"/>
-          <w:numId w:val="0"/>
-        </w:numPr>
-        <w:wordWrap/>
-        <w:ind w:leftChars="0"/>
-        <w:jc w:val="both"/>
-        <w:rPr>
-          <w:rFonts w:hint="default" w:ascii="Arial" w:hAnsi="Arial" w:cs="Arial"/>
-          <w:i w:val="0"/>
-          <w:iCs w:val="0"/>
-          <w:sz w:val="24"/>
-          <w:szCs w:val="24"/>
-          <w:lang w:val="en-US"/>
-        </w:rPr>
-      </w:pPr>
-    </w:p>
-    <w:p>
-      <w:pPr>
-        <w:numPr>
-          <w:ilvl w:val="0"/>
-          <w:numId w:val="8"/>
-        </w:numPr>
-        <w:wordWrap/>
-        <w:ind w:left="420" w:leftChars="0" w:hanging="420" w:firstLineChars="0"/>
-        <w:jc w:val="both"/>
-        <w:rPr>
-          <w:rFonts w:hint="default" w:ascii="Arial" w:hAnsi="Arial" w:cs="Arial"/>
-          <w:i w:val="0"/>
-          <w:iCs w:val="0"/>
-          <w:sz w:val="24"/>
-          <w:szCs w:val="24"/>
-          <w:lang w:val="en-US"/>
-        </w:rPr>
-      </w:pPr>
-      <w:r>
-        <w:rPr>
-          <w:rFonts w:hint="default" w:ascii="Arial" w:hAnsi="Arial" w:cs="Arial"/>
-          <w:i w:val="0"/>
-          <w:iCs w:val="0"/>
-          <w:sz w:val="24"/>
-          <w:szCs w:val="24"/>
-          <w:lang w:val="en-US"/>
-        </w:rPr>
-        <w:t>Upravljanje korisničkim nalozima i ulogama (administrator, blagajnik, korisnik).</w:t>
-      </w:r>
-    </w:p>
-    <w:p>
-      <w:pPr>
-        <w:numPr>
-          <w:ilvl w:val="0"/>
-          <w:numId w:val="0"/>
-        </w:numPr>
-        <w:wordWrap/>
-        <w:ind w:leftChars="0"/>
-        <w:jc w:val="both"/>
-        <w:rPr>
-          <w:rFonts w:hint="default" w:ascii="Arial" w:hAnsi="Arial" w:cs="Arial"/>
-          <w:i w:val="0"/>
-          <w:iCs w:val="0"/>
-          <w:sz w:val="24"/>
-          <w:szCs w:val="24"/>
-          <w:lang w:val="en-US"/>
-        </w:rPr>
-      </w:pPr>
-    </w:p>
-    <w:p>
-      <w:pPr>
-        <w:numPr>
-          <w:ilvl w:val="0"/>
-          <w:numId w:val="8"/>
-        </w:numPr>
-        <w:wordWrap/>
-        <w:ind w:left="420" w:leftChars="0" w:hanging="420" w:firstLineChars="0"/>
-        <w:jc w:val="both"/>
-        <w:rPr>
-          <w:rFonts w:hint="default" w:ascii="Arial" w:hAnsi="Arial" w:cs="Arial"/>
-          <w:i w:val="0"/>
-          <w:iCs w:val="0"/>
-          <w:sz w:val="24"/>
-          <w:szCs w:val="24"/>
-          <w:lang w:val="en-US"/>
-        </w:rPr>
-      </w:pPr>
-      <w:r>
-        <w:rPr>
-          <w:rFonts w:hint="default" w:ascii="Arial" w:hAnsi="Arial" w:cs="Arial"/>
-          <w:i w:val="0"/>
-          <w:iCs w:val="0"/>
-          <w:sz w:val="24"/>
-          <w:szCs w:val="24"/>
-          <w:lang w:val="en-US"/>
-        </w:rPr>
-        <w:t>Konfiguracija sistema (vremenski timeout rezervacije, šabloni e-pošte, radno vreme itd.).</w:t>
-      </w:r>
-    </w:p>
-    <w:p>
-      <w:pPr>
-        <w:numPr>
-          <w:ilvl w:val="0"/>
-          <w:numId w:val="0"/>
-        </w:numPr>
-        <w:wordWrap/>
-        <w:ind w:leftChars="0"/>
-        <w:jc w:val="both"/>
-        <w:rPr>
-          <w:rFonts w:hint="default" w:ascii="Arial" w:hAnsi="Arial" w:cs="Arial"/>
-          <w:i w:val="0"/>
-          <w:iCs w:val="0"/>
-          <w:sz w:val="24"/>
-          <w:szCs w:val="24"/>
-          <w:lang w:val="en-US"/>
-        </w:rPr>
-      </w:pPr>
-    </w:p>
-    <w:p>
-      <w:pPr>
-        <w:numPr>
-          <w:ilvl w:val="0"/>
-          <w:numId w:val="0"/>
-        </w:numPr>
-        <w:wordWrap/>
-        <w:ind w:leftChars="0" w:firstLine="720" w:firstLineChars="0"/>
-        <w:jc w:val="both"/>
-        <w:rPr>
-          <w:rFonts w:hint="default" w:ascii="Arial Black" w:hAnsi="Arial Black" w:cs="Arial Black"/>
-          <w:i w:val="0"/>
-          <w:iCs w:val="0"/>
-          <w:sz w:val="24"/>
-          <w:szCs w:val="24"/>
-          <w:lang w:val="en-US"/>
-        </w:rPr>
-      </w:pPr>
-      <w:r>
-        <w:rPr>
-          <w:rFonts w:hint="default" w:ascii="Arial Black" w:hAnsi="Arial Black" w:cs="Arial Black"/>
-          <w:i w:val="0"/>
-          <w:iCs w:val="0"/>
-          <w:sz w:val="24"/>
-          <w:szCs w:val="24"/>
-          <w:lang w:val="en-US"/>
-        </w:rPr>
-        <w:t>7.8 Korisnički profil i istorija:</w:t>
-      </w:r>
-    </w:p>
-    <w:p>
-      <w:pPr>
-        <w:numPr>
-          <w:ilvl w:val="0"/>
-          <w:numId w:val="0"/>
-        </w:numPr>
-        <w:wordWrap/>
-        <w:ind w:leftChars="0"/>
-        <w:jc w:val="both"/>
-        <w:rPr>
-          <w:rFonts w:hint="default" w:ascii="Arial" w:hAnsi="Arial" w:cs="Arial"/>
-          <w:i w:val="0"/>
-          <w:iCs w:val="0"/>
-          <w:sz w:val="24"/>
-          <w:szCs w:val="24"/>
-          <w:lang w:val="en-US"/>
-        </w:rPr>
-      </w:pPr>
-    </w:p>
-    <w:p>
-      <w:pPr>
-        <w:numPr>
-          <w:ilvl w:val="0"/>
-          <w:numId w:val="8"/>
-        </w:numPr>
-        <w:wordWrap/>
-        <w:ind w:left="420" w:leftChars="0" w:hanging="420" w:firstLineChars="0"/>
-        <w:jc w:val="both"/>
-        <w:rPr>
-          <w:rFonts w:hint="default" w:ascii="Arial" w:hAnsi="Arial" w:cs="Arial"/>
-          <w:i w:val="0"/>
-          <w:iCs w:val="0"/>
-          <w:sz w:val="24"/>
-          <w:szCs w:val="24"/>
-          <w:lang w:val="en-US"/>
-        </w:rPr>
-      </w:pPr>
-      <w:r>
-        <w:rPr>
-          <w:rFonts w:hint="default" w:ascii="Arial" w:hAnsi="Arial" w:cs="Arial"/>
-          <w:i w:val="0"/>
-          <w:iCs w:val="0"/>
-          <w:sz w:val="24"/>
-          <w:szCs w:val="24"/>
-          <w:lang w:val="en-US"/>
-        </w:rPr>
-        <w:t>Pregled ličnih podataka i izmena profila.</w:t>
-      </w:r>
-    </w:p>
-    <w:p>
-      <w:pPr>
-        <w:numPr>
-          <w:ilvl w:val="0"/>
-          <w:numId w:val="8"/>
-        </w:numPr>
-        <w:wordWrap/>
-        <w:ind w:left="420" w:leftChars="0" w:hanging="420" w:firstLineChars="0"/>
-        <w:jc w:val="both"/>
-        <w:rPr>
-          <w:rFonts w:hint="default" w:ascii="Arial" w:hAnsi="Arial" w:cs="Arial"/>
-          <w:i w:val="0"/>
-          <w:iCs w:val="0"/>
-          <w:sz w:val="24"/>
-          <w:szCs w:val="24"/>
-          <w:lang w:val="en-US"/>
-        </w:rPr>
-      </w:pPr>
-      <w:r>
-        <w:rPr>
-          <w:rFonts w:hint="default" w:ascii="Arial" w:hAnsi="Arial" w:cs="Arial"/>
-          <w:i w:val="0"/>
-          <w:iCs w:val="0"/>
-          <w:sz w:val="24"/>
-          <w:szCs w:val="24"/>
-          <w:lang w:val="en-US"/>
-        </w:rPr>
-        <w:t>Istorija rezervacija(aktivna, otkazana, iskorišćena).</w:t>
-      </w:r>
-    </w:p>
-    <w:p>
-      <w:pPr>
-        <w:numPr>
-          <w:ilvl w:val="0"/>
-          <w:numId w:val="0"/>
-        </w:numPr>
-        <w:wordWrap/>
-        <w:ind w:leftChars="0"/>
-        <w:jc w:val="both"/>
-        <w:rPr>
-          <w:rFonts w:hint="default" w:ascii="Arial" w:hAnsi="Arial" w:cs="Arial"/>
-          <w:i w:val="0"/>
-          <w:iCs w:val="0"/>
-          <w:sz w:val="24"/>
-          <w:szCs w:val="24"/>
-          <w:lang w:val="en-US"/>
-        </w:rPr>
-      </w:pPr>
-    </w:p>
-    <w:p>
-      <w:pPr>
-        <w:numPr>
-          <w:ilvl w:val="0"/>
-          <w:numId w:val="0"/>
-        </w:numPr>
-        <w:wordWrap/>
-        <w:ind w:leftChars="0" w:firstLine="720" w:firstLineChars="0"/>
-        <w:jc w:val="both"/>
-        <w:rPr>
-          <w:rFonts w:hint="default" w:ascii="Arial Black" w:hAnsi="Arial Black" w:cs="Arial Black"/>
-          <w:i w:val="0"/>
-          <w:iCs w:val="0"/>
-          <w:sz w:val="24"/>
-          <w:szCs w:val="24"/>
-          <w:lang w:val="en-US"/>
-        </w:rPr>
-      </w:pPr>
-      <w:r>
-        <w:rPr>
-          <w:rFonts w:hint="default" w:ascii="Arial Black" w:hAnsi="Arial Black" w:cs="Arial Black"/>
-          <w:i w:val="0"/>
-          <w:iCs w:val="0"/>
-          <w:sz w:val="24"/>
-          <w:szCs w:val="24"/>
-          <w:lang w:val="en-US"/>
-        </w:rPr>
-        <w:t>7.9 Izveštaji i evidencije</w:t>
-      </w:r>
-    </w:p>
-    <w:p>
-      <w:pPr>
-        <w:numPr>
-          <w:ilvl w:val="0"/>
-          <w:numId w:val="0"/>
-        </w:numPr>
-        <w:wordWrap/>
-        <w:ind w:leftChars="0"/>
-        <w:jc w:val="both"/>
-        <w:rPr>
-          <w:rFonts w:hint="default" w:ascii="Arial" w:hAnsi="Arial" w:cs="Arial"/>
-          <w:i w:val="0"/>
-          <w:iCs w:val="0"/>
-          <w:sz w:val="24"/>
-          <w:szCs w:val="24"/>
-          <w:lang w:val="en-US"/>
-        </w:rPr>
-      </w:pPr>
-    </w:p>
-    <w:p>
-      <w:pPr>
-        <w:numPr>
-          <w:ilvl w:val="0"/>
-          <w:numId w:val="8"/>
-        </w:numPr>
-        <w:wordWrap/>
-        <w:ind w:left="420" w:leftChars="0" w:hanging="420" w:firstLineChars="0"/>
-        <w:jc w:val="both"/>
-        <w:rPr>
-          <w:rFonts w:hint="default" w:ascii="Arial" w:hAnsi="Arial" w:cs="Arial"/>
-          <w:i w:val="0"/>
-          <w:iCs w:val="0"/>
-          <w:sz w:val="24"/>
-          <w:szCs w:val="24"/>
-          <w:lang w:val="en-US"/>
-        </w:rPr>
-      </w:pPr>
-      <w:r>
-        <w:rPr>
-          <w:rFonts w:hint="default" w:ascii="Arial" w:hAnsi="Arial" w:cs="Arial"/>
-          <w:i w:val="0"/>
-          <w:iCs w:val="0"/>
-          <w:sz w:val="24"/>
-          <w:szCs w:val="24"/>
-          <w:lang w:val="en-US"/>
-        </w:rPr>
-        <w:t>Pregled popunjenosti po projekciji/terminu.</w:t>
-      </w:r>
-    </w:p>
-    <w:p>
-      <w:pPr>
-        <w:numPr>
-          <w:ilvl w:val="0"/>
-          <w:numId w:val="0"/>
-        </w:numPr>
-        <w:wordWrap/>
-        <w:ind w:leftChars="0"/>
-        <w:jc w:val="both"/>
-        <w:rPr>
-          <w:rFonts w:hint="default" w:ascii="Arial" w:hAnsi="Arial" w:cs="Arial"/>
-          <w:i w:val="0"/>
-          <w:iCs w:val="0"/>
-          <w:sz w:val="24"/>
-          <w:szCs w:val="24"/>
-          <w:lang w:val="en-US"/>
-        </w:rPr>
-      </w:pPr>
-    </w:p>
-    <w:p>
-      <w:pPr>
-        <w:numPr>
-          <w:ilvl w:val="0"/>
-          <w:numId w:val="8"/>
-        </w:numPr>
-        <w:wordWrap/>
-        <w:ind w:left="420" w:leftChars="0" w:hanging="420" w:firstLineChars="0"/>
-        <w:jc w:val="both"/>
-        <w:rPr>
-          <w:rFonts w:hint="default" w:ascii="Arial" w:hAnsi="Arial" w:cs="Arial"/>
-          <w:i w:val="0"/>
-          <w:iCs w:val="0"/>
-          <w:sz w:val="24"/>
-          <w:szCs w:val="24"/>
-          <w:lang w:val="en-US"/>
-        </w:rPr>
-      </w:pPr>
-      <w:r>
-        <w:rPr>
-          <w:rFonts w:hint="default" w:ascii="Arial" w:hAnsi="Arial" w:cs="Arial"/>
-          <w:i w:val="0"/>
-          <w:iCs w:val="0"/>
-          <w:sz w:val="24"/>
-          <w:szCs w:val="24"/>
-          <w:lang w:val="en-US"/>
-        </w:rPr>
-        <w:t>Lista aktivnih/otkazanih rezervacija.</w:t>
-      </w:r>
-    </w:p>
-    <w:p>
-      <w:pPr>
-        <w:numPr>
-          <w:ilvl w:val="0"/>
-          <w:numId w:val="0"/>
-        </w:numPr>
-        <w:wordWrap/>
-        <w:ind w:leftChars="0"/>
-        <w:jc w:val="both"/>
-        <w:rPr>
-          <w:rFonts w:hint="default" w:ascii="Arial" w:hAnsi="Arial" w:cs="Arial"/>
-          <w:i w:val="0"/>
-          <w:iCs w:val="0"/>
-          <w:sz w:val="24"/>
-          <w:szCs w:val="24"/>
-          <w:lang w:val="en-US"/>
-        </w:rPr>
-      </w:pPr>
-    </w:p>
-    <w:p>
-      <w:pPr>
-        <w:numPr>
-          <w:ilvl w:val="0"/>
-          <w:numId w:val="8"/>
-        </w:numPr>
-        <w:wordWrap/>
-        <w:ind w:left="420" w:leftChars="0" w:hanging="420" w:firstLineChars="0"/>
-        <w:jc w:val="both"/>
-        <w:rPr>
-          <w:rFonts w:hint="default" w:ascii="Arial" w:hAnsi="Arial" w:cs="Arial"/>
-          <w:i w:val="0"/>
-          <w:iCs w:val="0"/>
-          <w:sz w:val="24"/>
-          <w:szCs w:val="24"/>
-          <w:lang w:val="en-US"/>
-        </w:rPr>
-      </w:pPr>
-      <w:r>
-        <w:rPr>
-          <w:rFonts w:hint="default" w:ascii="Arial" w:hAnsi="Arial" w:cs="Arial"/>
-          <w:i w:val="0"/>
-          <w:iCs w:val="0"/>
-          <w:sz w:val="24"/>
-          <w:szCs w:val="24"/>
-          <w:lang w:val="en-US"/>
-        </w:rPr>
-        <w:t>Osnovne statistike (trendovi posećenosti po žanru, terminu, sali).</w:t>
-      </w:r>
-    </w:p>
-    <w:p>
-      <w:pPr>
-        <w:numPr>
-          <w:ilvl w:val="0"/>
+        <w:t>Pregled popunjenosti po projekciji, terminu i sali.</w:t>
+      </w:r>
+    </w:p>
+    <w:p>
+      <w:pPr>
+        <w:numPr>
           <w:numId w:val="0"/>
         </w:numPr>
         <w:wordWrap/>
@@ -11636,54 +11208,6 @@
           <w:numId w:val="0"/>
         </w:numPr>
         <w:wordWrap/>
-        <w:jc w:val="both"/>
-        <w:rPr>
-          <w:rFonts w:hint="default" w:ascii="Arial" w:hAnsi="Arial" w:cs="Arial"/>
-          <w:i w:val="0"/>
-          <w:iCs w:val="0"/>
-          <w:sz w:val="24"/>
-          <w:szCs w:val="24"/>
-          <w:lang w:val="en-US"/>
-        </w:rPr>
-      </w:pPr>
-    </w:p>
-    <w:p>
-      <w:pPr>
-        <w:numPr>
-          <w:ilvl w:val="0"/>
-          <w:numId w:val="15"/>
-        </w:numPr>
-        <w:wordWrap/>
-        <w:ind w:left="420" w:leftChars="0" w:hanging="420" w:firstLineChars="0"/>
-        <w:jc w:val="both"/>
-        <w:rPr>
-          <w:rFonts w:hint="default" w:ascii="Arial" w:hAnsi="Arial" w:cs="Arial"/>
-          <w:i w:val="0"/>
-          <w:iCs w:val="0"/>
-          <w:sz w:val="24"/>
-          <w:szCs w:val="24"/>
-          <w:lang w:val="en-US"/>
-        </w:rPr>
-      </w:pPr>
-      <w:r>
-        <w:rPr>
-          <w:rFonts w:hint="default" w:ascii="Arial" w:hAnsi="Arial" w:cs="Arial"/>
-          <w:i w:val="0"/>
-          <w:iCs w:val="0"/>
-          <w:sz w:val="24"/>
-          <w:szCs w:val="24"/>
-          <w:lang w:val="en-US"/>
-        </w:rPr>
-        <w:t>Mobile Safari / Chrome na iOS/Android uređajima</w:t>
-      </w:r>
-    </w:p>
-    <w:p>
-      <w:pPr>
-        <w:numPr>
-          <w:ilvl w:val="0"/>
-          <w:numId w:val="0"/>
-        </w:numPr>
-        <w:wordWrap/>
         <w:ind w:leftChars="0"/>
         <w:jc w:val="both"/>
         <w:rPr>
@@ -12440,119 +11964,8 @@
     </w:p>
     <w:p>
       <w:pPr>
-        <w:numPr>
-          <w:ilvl w:val="0"/>
-          <w:numId w:val="0"/>
-        </w:numPr>
-        <w:wordWrap/>
-        <w:jc w:val="both"/>
-        <w:rPr>
-          <w:rFonts w:hint="default" w:ascii="Arial Black" w:hAnsi="Arial Black" w:cs="Arial Black"/>
-          <w:i w:val="0"/>
-          <w:iCs w:val="0"/>
-          <w:sz w:val="24"/>
-          <w:szCs w:val="24"/>
-          <w:lang w:val="en-US"/>
-        </w:rPr>
-      </w:pPr>
-    </w:p>
-    <w:p>
-      <w:pPr>
-        <w:numPr>
-          <w:ilvl w:val="0"/>
-          <w:numId w:val="0"/>
-        </w:numPr>
-        <w:wordWrap/>
-        <w:ind w:leftChars="0"/>
-        <w:jc w:val="both"/>
-        <w:rPr>
-          <w:rFonts w:hint="default" w:ascii="Arial" w:hAnsi="Arial" w:cs="Arial"/>
-          <w:i w:val="0"/>
-          <w:iCs w:val="0"/>
-          <w:sz w:val="24"/>
-          <w:szCs w:val="24"/>
-          <w:lang w:val="en-US"/>
-        </w:rPr>
-      </w:pPr>
-    </w:p>
-    <w:p>
-      <w:pPr>
-        <w:numPr>
-          <w:ilvl w:val="0"/>
-          <w:numId w:val="0"/>
-        </w:numPr>
-        <w:wordWrap/>
-        <w:ind w:leftChars="0"/>
-        <w:jc w:val="both"/>
-        <w:rPr>
-          <w:rFonts w:hint="default" w:ascii="Arial" w:hAnsi="Arial" w:cs="Arial"/>
-          <w:i w:val="0"/>
-          <w:iCs w:val="0"/>
-          <w:sz w:val="24"/>
-          <w:szCs w:val="24"/>
-          <w:lang w:val="en-US"/>
-        </w:rPr>
-      </w:pPr>
-    </w:p>
-    <w:p>
-      <w:pPr>
-        <w:numPr>
-          <w:ilvl w:val="0"/>
-          <w:numId w:val="0"/>
-        </w:numPr>
-        <w:wordWrap/>
-        <w:ind w:leftChars="0"/>
-        <w:jc w:val="both"/>
-        <w:rPr>
-          <w:rFonts w:hint="default" w:ascii="Arial" w:hAnsi="Arial" w:cs="Arial"/>
-          <w:i w:val="0"/>
-          <w:iCs w:val="0"/>
-          <w:sz w:val="24"/>
-          <w:szCs w:val="24"/>
-          <w:lang w:val="en-US"/>
-        </w:rPr>
-      </w:pPr>
-    </w:p>
-    <w:p>
-      <w:pPr>
-        <w:numPr>
-          <w:ilvl w:val="0"/>
-          <w:numId w:val="0"/>
-        </w:numPr>
-        <w:wordWrap/>
-        <w:jc w:val="both"/>
-        <w:rPr>
-          <w:rFonts w:hint="default" w:ascii="Arial" w:hAnsi="Arial" w:cs="Arial"/>
-          <w:i w:val="0"/>
-          <w:iCs w:val="0"/>
-          <w:sz w:val="24"/>
-          <w:szCs w:val="24"/>
-          <w:lang w:val="en-US"/>
-        </w:rPr>
-      </w:pPr>
-    </w:p>
-    <w:p>
-      <w:pPr>
-        <w:numPr>
-          <w:ilvl w:val="0"/>
-          <w:numId w:val="0"/>
-        </w:numPr>
-        <w:wordWrap/>
-        <w:jc w:val="both"/>
-        <w:rPr>
-          <w:rFonts w:hint="default" w:ascii="Arial" w:hAnsi="Arial" w:cs="Arial"/>
-          <w:i w:val="0"/>
-          <w:iCs w:val="0"/>
-          <w:sz w:val="24"/>
-          <w:szCs w:val="24"/>
-          <w:lang w:val="en-US"/>
-        </w:rPr>
-      </w:pPr>
-    </w:p>
-    <w:p>
-      <w:pPr>
-        <w:wordWrap/>
-        <w:jc w:val="center"/>
+        <w:wordWrap/>
+        <w:jc w:val="both"/>
         <w:rPr>
           <w:rFonts w:hint="default" w:ascii="Arial Black" w:hAnsi="Arial Black" w:cs="Arial Black"/>
           <w:sz w:val="36"/>

--- a/Dokumentacija/D02_Vizija_Sistema.docx
+++ b/Dokumentacija/D02_Vizija_Sistema.docx
@@ -2491,8 +2491,6 @@
         </w:rPr>
         <w:t>Izveštaji i evidencije</w:t>
       </w:r>
-      <w:bookmarkStart w:id="7" w:name="_GoBack"/>
-      <w:bookmarkEnd w:id="7"/>
     </w:p>
     <w:p>
       <w:pPr>
@@ -3599,7 +3597,20 @@
           <w:szCs w:val="24"/>
           <w:lang w:val="en-US"/>
         </w:rPr>
-        <w:t>BnB Cinema omogućava korisnicima efikasan pregled filmova, pretragu i filtriranje po žanru/danu/naslovu/režiseru, prikaz dostupnosti sedišta u realnom vremenu i kreiranje rezervacije uz koju je moguće dobiti I određene pogodnosti. Registrovanim korisnicima sistem pruža uvid u istoriju rezervacija i upravljanje profilom.</w:t>
+        <w:t>BnB Cinema omogućava korisnicima efikasan pregled filmova, pretragu i filtriranje po žanru/danu/naslovu/režiseru, mogućnost izvajanja omiljenih</w:t>
+      </w:r>
+      <w:bookmarkStart w:id="7" w:name="_GoBack"/>
+      <w:bookmarkEnd w:id="7"/>
+      <w:r>
+        <w:rPr>
+          <w:rFonts w:hint="default" w:ascii="Arial" w:hAnsi="Arial" w:cs="Arial"/>
+          <w:i w:val="0"/>
+          <w:iCs w:val="0"/>
+          <w:sz w:val="24"/>
+          <w:szCs w:val="24"/>
+          <w:lang w:val="en-US"/>
+        </w:rPr>
+        <w:t xml:space="preserve"> filmova, prikaz dostupnosti sedišta u realnom vremenu i kreiranje rezervacije uz koju je moguće dobiti i određene pogodnosti. Registrovanim korisnicima sistem pruža uvid u istoriju rezervacija i upravljanje profilom.</w:t>
       </w:r>
     </w:p>
     <w:p>
@@ -5036,7 +5047,7 @@
           <w:szCs w:val="24"/>
           <w:lang w:val="en-US"/>
         </w:rPr>
-        <w:t>Prijava/registracija, pregled repertoara, interaktivni izbor sedišta, kreiranje i upravljanje sopstvenim rezervacijama.</w:t>
+        <w:t>Prijava/registracija, pregled repertoara, izdvajanje omiljenih filmova, interaktivni izbor sedišta, kreiranje i upravljanje sopstvenim rezervacijama.</w:t>
       </w:r>
     </w:p>
     <w:p>
@@ -7269,7 +7280,7 @@
                 <w:rFonts w:hint="default" w:ascii="Arial" w:hAnsi="Arial" w:cs="Arial"/>
                 <w:lang w:val="en-US"/>
               </w:rPr>
-              <w:t>Katalog filmova sa posterima i detaljima, pretraga i filtriranje (žanr, datum, sala, naslov, režiser).</w:t>
+              <w:t>Katalog filmova sa posterima i detaljima, pretraga i filtriranje (žanr, datum, sala, naslov, režiser), lista omiljenih filmova.</w:t>
             </w:r>
           </w:p>
           <w:p>
@@ -9542,6 +9553,36 @@
       <w:pPr>
         <w:numPr>
           <w:ilvl w:val="0"/>
+          <w:numId w:val="8"/>
+        </w:numPr>
+        <w:wordWrap/>
+        <w:ind w:left="420" w:leftChars="0" w:hanging="420" w:firstLineChars="0"/>
+        <w:jc w:val="both"/>
+        <w:rPr>
+          <w:rFonts w:hint="default" w:ascii="Arial" w:hAnsi="Arial" w:cs="Arial"/>
+          <w:i w:val="0"/>
+          <w:iCs w:val="0"/>
+          <w:sz w:val="24"/>
+          <w:szCs w:val="24"/>
+          <w:lang w:val="en-US"/>
+        </w:rPr>
+      </w:pPr>
+      <w:r>
+        <w:rPr>
+          <w:rFonts w:hint="default" w:ascii="Arial" w:hAnsi="Arial" w:cs="Arial"/>
+          <w:i w:val="0"/>
+          <w:iCs w:val="0"/>
+          <w:sz w:val="24"/>
+          <w:szCs w:val="24"/>
+          <w:lang w:val="en-US"/>
+        </w:rPr>
+        <w:t>Pregled liste omiljenih filmova.</w:t>
+      </w:r>
+    </w:p>
+    <w:p>
+      <w:pPr>
+        <w:numPr>
+          <w:ilvl w:val="0"/>
           <w:numId w:val="0"/>
         </w:numPr>
         <w:wordWrap/>
@@ -9639,6 +9680,7 @@
     <w:p>
       <w:pPr>
         <w:numPr>
+          <w:ilvl w:val="0"/>
           <w:numId w:val="0"/>
         </w:numPr>
         <w:wordWrap/>
@@ -11942,37 +11984,23 @@
         <w:wordWrap/>
         <w:jc w:val="both"/>
         <w:rPr>
-          <w:rFonts w:hint="default" w:ascii="Arial" w:hAnsi="Arial" w:cs="Arial"/>
-          <w:i w:val="0"/>
-          <w:iCs w:val="0"/>
-          <w:sz w:val="24"/>
-          <w:szCs w:val="24"/>
-          <w:lang w:val="en-US"/>
-        </w:rPr>
-      </w:pPr>
-      <w:r>
-        <w:rPr>
-          <w:rFonts w:hint="default" w:ascii="Arial" w:hAnsi="Arial" w:cs="Arial"/>
-          <w:i w:val="0"/>
-          <w:iCs w:val="0"/>
-          <w:sz w:val="24"/>
-          <w:szCs w:val="24"/>
-          <w:lang w:val="en-US"/>
-        </w:rPr>
-        <w:t>Proizvod ne zahteva posebno pakovanje jer nije namenjen širokom tržištu.</w:t>
-      </w:r>
-    </w:p>
-    <w:p>
-      <w:pPr>
-        <w:wordWrap/>
-        <w:jc w:val="both"/>
-        <w:rPr>
           <w:rFonts w:hint="default" w:ascii="Arial Black" w:hAnsi="Arial Black" w:cs="Arial Black"/>
           <w:sz w:val="36"/>
           <w:szCs w:val="36"/>
           <w:lang w:val="en-US"/>
         </w:rPr>
       </w:pPr>
+      <w:r>
+        <w:rPr>
+          <w:rFonts w:hint="default" w:ascii="Arial" w:hAnsi="Arial" w:cs="Arial"/>
+          <w:i w:val="0"/>
+          <w:iCs w:val="0"/>
+          <w:sz w:val="24"/>
+          <w:szCs w:val="24"/>
+          <w:lang w:val="en-US"/>
+        </w:rPr>
+        <w:t>Proizvod ne zahteva posebno pakovanje jer nije namenjen širokom tržištu.</w:t>
+      </w:r>
     </w:p>
     <w:sectPr>
       <w:headerReference r:id="rId3" w:type="default"/>
